--- a/Специальные разделы математики/Практика/Практика №4.docx
+++ b/Специальные разделы математики/Практика/Практика №4.docx
@@ -16,6 +16,73 @@
       </w:pPr>
       <w:r>
         <w:rPr>
+          <w:noProof/>
+          <w:sz w:val="20"/>
+        </w:rPr>
+        <w:drawing>
+          <wp:inline distT="0" distB="0" distL="0" distR="0" wp14:anchorId="450BB6D5" wp14:editId="6D71D3B5">
+            <wp:extent cx="952500" cy="1066800"/>
+            <wp:effectExtent l="0" t="0" r="0" b="0"/>
+            <wp:docPr id="16" name="Рисунок 16"/>
+            <wp:cNvGraphicFramePr>
+              <a:graphicFrameLocks xmlns:a="http://schemas.openxmlformats.org/drawingml/2006/main" noChangeAspect="1"/>
+            </wp:cNvGraphicFramePr>
+            <a:graphic xmlns:a="http://schemas.openxmlformats.org/drawingml/2006/main">
+              <a:graphicData uri="http://schemas.openxmlformats.org/drawingml/2006/picture">
+                <pic:pic xmlns:pic="http://schemas.openxmlformats.org/drawingml/2006/picture">
+                  <pic:nvPicPr>
+                    <pic:cNvPr id="0" name="image1.png"/>
+                    <pic:cNvPicPr>
+                      <a:picLocks noChangeAspect="1" noChangeArrowheads="1"/>
+                    </pic:cNvPicPr>
+                  </pic:nvPicPr>
+                  <pic:blipFill>
+                    <a:blip r:embed="rId5" cstate="print">
+                      <a:extLst>
+                        <a:ext uri="{28A0092B-C50C-407E-A947-70E740481C1C}">
+                          <a14:useLocalDpi xmlns:a14="http://schemas.microsoft.com/office/drawing/2010/main" val="0"/>
+                        </a:ext>
+                      </a:extLst>
+                    </a:blip>
+                    <a:srcRect/>
+                    <a:stretch>
+                      <a:fillRect/>
+                    </a:stretch>
+                  </pic:blipFill>
+                  <pic:spPr bwMode="auto">
+                    <a:xfrm>
+                      <a:off x="0" y="0"/>
+                      <a:ext cx="952500" cy="1066800"/>
+                    </a:xfrm>
+                    <a:prstGeom prst="rect">
+                      <a:avLst/>
+                    </a:prstGeom>
+                    <a:noFill/>
+                    <a:ln>
+                      <a:noFill/>
+                    </a:ln>
+                  </pic:spPr>
+                </pic:pic>
+              </a:graphicData>
+            </a:graphic>
+          </wp:inline>
+        </w:drawing>
+      </w:r>
+    </w:p>
+    <w:p>
+      <w:pPr>
+        <w:spacing w:after="0" w:line="240" w:lineRule="auto"/>
+        <w:jc w:val="center"/>
+        <w:rPr>
+          <w:rFonts w:eastAsia="Calibri"/>
+          <w:b/>
+          <w:color w:val="auto"/>
+          <w:szCs w:val="28"/>
+          <w:lang w:eastAsia="en-US"/>
+        </w:rPr>
+      </w:pPr>
+      <w:r>
+        <w:rPr>
           <w:rFonts w:eastAsia="Calibri"/>
           <w:b/>
           <w:color w:val="auto"/>
@@ -178,7 +245,6 @@
     <w:p>
       <w:pPr>
         <w:spacing w:after="0"/>
-        <w:jc w:val="center"/>
         <w:rPr>
           <w:rFonts w:eastAsia="Calibri"/>
           <w:color w:val="auto"/>
@@ -190,7 +256,7 @@
     <w:p>
       <w:pPr>
         <w:spacing w:after="0"/>
-        <w:jc w:val="center"/>
+        <w:jc w:val="left"/>
         <w:rPr>
           <w:rFonts w:eastAsia="Calibri"/>
           <w:color w:val="auto"/>
@@ -214,7 +280,7 @@
     <w:p>
       <w:pPr>
         <w:spacing w:after="0"/>
-        <w:jc w:val="left"/>
+        <w:jc w:val="center"/>
         <w:rPr>
           <w:rFonts w:eastAsia="Calibri"/>
           <w:color w:val="auto"/>
@@ -234,27 +300,27 @@
           <w:lang w:eastAsia="en-US"/>
         </w:rPr>
       </w:pPr>
-    </w:p>
-    <w:p>
-      <w:pPr>
-        <w:spacing w:after="0"/>
-        <w:jc w:val="center"/>
+      <w:r>
         <w:rPr>
           <w:rFonts w:eastAsia="Calibri"/>
           <w:color w:val="auto"/>
           <w:szCs w:val="28"/>
           <w:lang w:eastAsia="en-US"/>
         </w:rPr>
-      </w:pPr>
-      <w:r>
+        <w:t>Отчет по практической работе № 4</w:t>
+      </w:r>
+    </w:p>
+    <w:p>
+      <w:pPr>
+        <w:spacing w:after="0"/>
+        <w:jc w:val="center"/>
         <w:rPr>
           <w:rFonts w:eastAsia="Calibri"/>
           <w:color w:val="auto"/>
           <w:szCs w:val="28"/>
           <w:lang w:eastAsia="en-US"/>
         </w:rPr>
-        <w:t xml:space="preserve">Отчет по практической работе № </w:t>
-      </w:r>
+      </w:pPr>
       <w:r>
         <w:rPr>
           <w:rFonts w:eastAsia="Calibri"/>
@@ -262,7 +328,7 @@
           <w:szCs w:val="28"/>
           <w:lang w:eastAsia="en-US"/>
         </w:rPr>
-        <w:t>4</w:t>
+        <w:t>по дисциплине «Специальные разделы математики»</w:t>
       </w:r>
     </w:p>
     <w:p>
@@ -283,68 +349,8 @@
           <w:szCs w:val="28"/>
           <w:lang w:eastAsia="en-US"/>
         </w:rPr>
-        <w:t>по дисциплине «Специальные разделы математики»</w:t>
-      </w:r>
-    </w:p>
-    <w:p>
-      <w:pPr>
-        <w:spacing w:after="0"/>
-        <w:jc w:val="center"/>
-        <w:rPr>
-          <w:rFonts w:eastAsia="Calibri"/>
-          <w:color w:val="auto"/>
-          <w:szCs w:val="28"/>
-          <w:lang w:eastAsia="en-US"/>
-        </w:rPr>
-      </w:pPr>
-      <w:r>
-        <w:rPr>
-          <w:rFonts w:eastAsia="Calibri"/>
-          <w:color w:val="auto"/>
-          <w:szCs w:val="28"/>
-          <w:lang w:eastAsia="en-US"/>
-        </w:rPr>
-        <w:t>Тема: «</w:t>
-      </w:r>
-      <w:r>
-        <w:rPr>
-          <w:rFonts w:eastAsia="Calibri"/>
-          <w:color w:val="auto"/>
-          <w:szCs w:val="28"/>
-          <w:lang w:eastAsia="en-US"/>
-        </w:rPr>
-        <w:t>Алгебраические структуры</w:t>
-      </w:r>
-      <w:r>
-        <w:rPr>
-          <w:rFonts w:eastAsia="Calibri"/>
-          <w:color w:val="auto"/>
-          <w:szCs w:val="28"/>
-          <w:lang w:eastAsia="en-US"/>
-        </w:rPr>
-        <w:t>. Поля Галуа</w:t>
-      </w:r>
-      <w:r>
-        <w:rPr>
-          <w:rFonts w:eastAsia="Calibri"/>
-          <w:color w:val="auto"/>
-          <w:szCs w:val="28"/>
-          <w:lang w:eastAsia="en-US"/>
-        </w:rPr>
-        <w:t>»</w:t>
-      </w:r>
-    </w:p>
-    <w:p>
-      <w:pPr>
-        <w:spacing w:after="0"/>
-        <w:jc w:val="center"/>
-        <w:rPr>
-          <w:rFonts w:eastAsia="Calibri"/>
-          <w:color w:val="auto"/>
-          <w:szCs w:val="28"/>
-          <w:lang w:eastAsia="en-US"/>
-        </w:rPr>
-      </w:pPr>
+        <w:t>Тема: «Алгебраические структуры. Поля Галуа»</w:t>
+      </w:r>
     </w:p>
     <w:p>
       <w:pPr>
@@ -527,6 +533,7 @@
     <w:p>
       <w:pPr>
         <w:spacing w:after="0"/>
+        <w:jc w:val="center"/>
         <w:rPr>
           <w:rFonts w:eastAsia="Calibri"/>
           <w:color w:val="auto"/>
@@ -534,29 +541,4224 @@
           <w:lang w:eastAsia="en-US"/>
         </w:rPr>
       </w:pPr>
-    </w:p>
-    <w:p>
-      <w:pPr>
-        <w:spacing w:after="0"/>
-        <w:jc w:val="center"/>
+      <w:r>
         <w:rPr>
           <w:rFonts w:eastAsia="Calibri"/>
           <w:color w:val="auto"/>
           <w:szCs w:val="28"/>
           <w:lang w:eastAsia="en-US"/>
         </w:rPr>
-      </w:pPr>
-      <w:r>
-        <w:rPr>
-          <w:rFonts w:eastAsia="Calibri"/>
-          <w:color w:val="auto"/>
-          <w:szCs w:val="28"/>
-          <w:lang w:eastAsia="en-US"/>
-        </w:rPr>
         <w:t>Москва, 2025</w:t>
       </w:r>
     </w:p>
-    <w:p/>
+    <w:p>
+      <w:pPr>
+        <w:spacing w:after="0" w:line="276" w:lineRule="auto"/>
+      </w:pPr>
+      <w:r>
+        <w:lastRenderedPageBreak/>
+        <w:t>Учебные вопросы занятия:</w:t>
+      </w:r>
+    </w:p>
+    <w:p>
+      <w:pPr>
+        <w:spacing w:after="0" w:line="276" w:lineRule="auto"/>
+      </w:pPr>
+      <w:r>
+        <w:t>1. Недвоичные поля Галуа. Основные понятия.</w:t>
+      </w:r>
+    </w:p>
+    <w:p>
+      <w:pPr>
+        <w:spacing w:after="0" w:line="276" w:lineRule="auto"/>
+      </w:pPr>
+      <w:r>
+        <w:t>2. Полиномиальная форма представления недвоичного поля.</w:t>
+      </w:r>
+    </w:p>
+    <w:p>
+      <w:pPr>
+        <w:spacing w:after="0" w:line="276" w:lineRule="auto"/>
+        <w:rPr>
+          <w:b/>
+          <w:bCs/>
+        </w:rPr>
+      </w:pPr>
+      <w:r>
+        <w:rPr>
+          <w:b/>
+          <w:bCs/>
+        </w:rPr>
+        <w:t>Задание 1. Определение и построение недвоичного поля Галуа GF(</w:t>
+      </w:r>
+      <w:proofErr w:type="spellStart"/>
+      <w:r>
+        <w:rPr>
+          <w:b/>
+          <w:bCs/>
+        </w:rPr>
+        <w:t>p^n</w:t>
+      </w:r>
+      <w:proofErr w:type="spellEnd"/>
+      <w:r>
+        <w:rPr>
+          <w:b/>
+          <w:bCs/>
+        </w:rPr>
+        <w:t>), где (p) —</w:t>
+      </w:r>
+      <w:r>
+        <w:rPr>
+          <w:b/>
+          <w:bCs/>
+        </w:rPr>
+        <w:t xml:space="preserve"> </w:t>
+      </w:r>
+      <w:r>
+        <w:rPr>
+          <w:b/>
+          <w:bCs/>
+        </w:rPr>
+        <w:t xml:space="preserve">простое число, </w:t>
+      </w:r>
+      <w:proofErr w:type="gramStart"/>
+      <w:r>
+        <w:rPr>
+          <w:b/>
+          <w:bCs/>
+        </w:rPr>
+        <w:t>n &gt;</w:t>
+      </w:r>
+      <w:proofErr w:type="gramEnd"/>
+      <w:r>
+        <w:rPr>
+          <w:b/>
+          <w:bCs/>
+        </w:rPr>
+        <w:t>= 1.</w:t>
+      </w:r>
+    </w:p>
+    <w:p>
+      <w:pPr>
+        <w:spacing w:after="0" w:line="276" w:lineRule="auto"/>
+        <w:rPr>
+          <w:b/>
+          <w:bCs/>
+        </w:rPr>
+      </w:pPr>
+      <w:r>
+        <w:rPr>
+          <w:b/>
+          <w:bCs/>
+        </w:rPr>
+        <w:t>Условие:</w:t>
+      </w:r>
+    </w:p>
+    <w:p>
+      <w:pPr>
+        <w:spacing w:after="0" w:line="276" w:lineRule="auto"/>
+      </w:pPr>
+      <w:r>
+        <w:t xml:space="preserve">Пусть p=3, n=2. Постройте поле Галуа </w:t>
+      </w:r>
+      <w:proofErr w:type="gramStart"/>
+      <w:r>
+        <w:t>GF(</w:t>
+      </w:r>
+      <w:proofErr w:type="gramEnd"/>
+      <w:r>
+        <w:t>3^2) с помощью неприводимого многочлена степени 2 над F_3.</w:t>
+      </w:r>
+    </w:p>
+    <w:p>
+      <w:pPr>
+        <w:spacing w:after="0" w:line="276" w:lineRule="auto"/>
+        <w:ind w:left="1276" w:hanging="567"/>
+      </w:pPr>
+      <w:r>
+        <w:t xml:space="preserve">• Найдите все элементы поля </w:t>
+      </w:r>
+      <w:proofErr w:type="gramStart"/>
+      <w:r>
+        <w:t>GF(</w:t>
+      </w:r>
+      <w:proofErr w:type="gramEnd"/>
+      <w:r>
+        <w:t>3^2) в полиномиальной форме.</w:t>
+      </w:r>
+    </w:p>
+    <w:p>
+      <w:pPr>
+        <w:spacing w:after="0" w:line="276" w:lineRule="auto"/>
+        <w:ind w:left="1276" w:hanging="567"/>
+      </w:pPr>
+      <w:r>
+        <w:t>• Определите операции сложения и умножения.</w:t>
+      </w:r>
+    </w:p>
+    <w:p>
+      <w:pPr>
+        <w:spacing w:after="0" w:line="276" w:lineRule="auto"/>
+        <w:ind w:left="1276" w:hanging="567"/>
+      </w:pPr>
+      <w:r>
+        <w:t>• Покажите, что в этом множестве выполняются свойства поля.</w:t>
+      </w:r>
+    </w:p>
+    <w:p>
+      <w:pPr>
+        <w:spacing w:after="0" w:line="276" w:lineRule="auto"/>
+        <w:rPr>
+          <w:b/>
+          <w:bCs/>
+        </w:rPr>
+      </w:pPr>
+      <w:r>
+        <w:rPr>
+          <w:b/>
+          <w:bCs/>
+        </w:rPr>
+        <w:t>Пример кода:</w:t>
+      </w:r>
+    </w:p>
+    <w:p>
+      <w:pPr>
+        <w:spacing w:after="0" w:line="276" w:lineRule="auto"/>
+      </w:pPr>
+      <w:r>
+        <w:t xml:space="preserve"># Поле </w:t>
+      </w:r>
+      <w:proofErr w:type="gramStart"/>
+      <w:r>
+        <w:t>GF(</w:t>
+      </w:r>
+      <w:proofErr w:type="gramEnd"/>
+      <w:r>
+        <w:t>3^2) с неприводимым многочленом x^2 + 1</w:t>
+      </w:r>
+    </w:p>
+    <w:p>
+      <w:pPr>
+        <w:spacing w:after="0" w:line="276" w:lineRule="auto"/>
+        <w:rPr>
+          <w:lang w:val="en-US"/>
+        </w:rPr>
+      </w:pPr>
+      <w:r>
+        <w:rPr>
+          <w:lang w:val="en-US"/>
+        </w:rPr>
+        <w:t>MOD = 3</w:t>
+      </w:r>
+    </w:p>
+    <w:p>
+      <w:pPr>
+        <w:spacing w:after="0" w:line="276" w:lineRule="auto"/>
+        <w:rPr>
+          <w:lang w:val="en-US"/>
+        </w:rPr>
+      </w:pPr>
+      <w:r>
+        <w:rPr>
+          <w:lang w:val="en-US"/>
+        </w:rPr>
+        <w:t>class GF3_2:</w:t>
+      </w:r>
+    </w:p>
+    <w:p>
+      <w:pPr>
+        <w:spacing w:after="0" w:line="276" w:lineRule="auto"/>
+        <w:ind w:firstLine="708"/>
+        <w:rPr>
+          <w:lang w:val="en-US"/>
+        </w:rPr>
+      </w:pPr>
+      <w:r>
+        <w:rPr>
+          <w:lang w:val="en-US"/>
+        </w:rPr>
+        <w:t>def __</w:t>
+      </w:r>
+      <w:proofErr w:type="spellStart"/>
+      <w:r>
+        <w:rPr>
+          <w:lang w:val="en-US"/>
+        </w:rPr>
+        <w:t>init</w:t>
+      </w:r>
+      <w:proofErr w:type="spellEnd"/>
+      <w:r>
+        <w:rPr>
+          <w:lang w:val="en-US"/>
+        </w:rPr>
+        <w:t>_</w:t>
+      </w:r>
+      <w:proofErr w:type="gramStart"/>
+      <w:r>
+        <w:rPr>
+          <w:lang w:val="en-US"/>
+        </w:rPr>
+        <w:t>_(</w:t>
+      </w:r>
+      <w:proofErr w:type="gramEnd"/>
+      <w:r>
+        <w:rPr>
+          <w:lang w:val="en-US"/>
+        </w:rPr>
+        <w:t>self, a, b):</w:t>
+      </w:r>
+    </w:p>
+    <w:p>
+      <w:pPr>
+        <w:spacing w:after="0" w:line="276" w:lineRule="auto"/>
+        <w:ind w:left="708" w:firstLine="708"/>
+        <w:rPr>
+          <w:lang w:val="en-US"/>
+        </w:rPr>
+      </w:pPr>
+      <w:r>
+        <w:rPr>
+          <w:lang w:val="en-US"/>
+        </w:rPr>
+        <w:t xml:space="preserve"># </w:t>
+      </w:r>
+      <w:r>
+        <w:t>Элемент</w:t>
+      </w:r>
+      <w:r>
+        <w:rPr>
+          <w:lang w:val="en-US"/>
+        </w:rPr>
+        <w:t xml:space="preserve"> </w:t>
+      </w:r>
+      <w:r>
+        <w:t>поля</w:t>
+      </w:r>
+      <w:r>
+        <w:rPr>
+          <w:lang w:val="en-US"/>
+        </w:rPr>
+        <w:t>: a + b*alpha</w:t>
+      </w:r>
+    </w:p>
+    <w:p>
+      <w:pPr>
+        <w:spacing w:after="0" w:line="276" w:lineRule="auto"/>
+        <w:ind w:left="708" w:firstLine="708"/>
+        <w:rPr>
+          <w:lang w:val="en-US"/>
+        </w:rPr>
+      </w:pPr>
+      <w:proofErr w:type="spellStart"/>
+      <w:proofErr w:type="gramStart"/>
+      <w:r>
+        <w:rPr>
+          <w:lang w:val="en-US"/>
+        </w:rPr>
+        <w:t>self.a</w:t>
+      </w:r>
+      <w:proofErr w:type="spellEnd"/>
+      <w:proofErr w:type="gramEnd"/>
+      <w:r>
+        <w:rPr>
+          <w:lang w:val="en-US"/>
+        </w:rPr>
+        <w:t xml:space="preserve"> = a % MOD</w:t>
+      </w:r>
+    </w:p>
+    <w:p>
+      <w:pPr>
+        <w:spacing w:after="0" w:line="276" w:lineRule="auto"/>
+        <w:ind w:left="708" w:firstLine="708"/>
+        <w:rPr>
+          <w:lang w:val="en-US"/>
+        </w:rPr>
+      </w:pPr>
+      <w:proofErr w:type="spellStart"/>
+      <w:proofErr w:type="gramStart"/>
+      <w:r>
+        <w:rPr>
+          <w:lang w:val="en-US"/>
+        </w:rPr>
+        <w:t>self.b</w:t>
+      </w:r>
+      <w:proofErr w:type="spellEnd"/>
+      <w:proofErr w:type="gramEnd"/>
+      <w:r>
+        <w:rPr>
+          <w:lang w:val="en-US"/>
+        </w:rPr>
+        <w:t xml:space="preserve"> = b % MOD</w:t>
+      </w:r>
+    </w:p>
+    <w:p>
+      <w:pPr>
+        <w:spacing w:after="0" w:line="276" w:lineRule="auto"/>
+        <w:ind w:firstLine="708"/>
+        <w:rPr>
+          <w:lang w:val="en-US"/>
+        </w:rPr>
+      </w:pPr>
+      <w:r>
+        <w:rPr>
+          <w:lang w:val="en-US"/>
+        </w:rPr>
+        <w:t>def __add_</w:t>
+      </w:r>
+      <w:proofErr w:type="gramStart"/>
+      <w:r>
+        <w:rPr>
+          <w:lang w:val="en-US"/>
+        </w:rPr>
+        <w:t>_(</w:t>
+      </w:r>
+      <w:proofErr w:type="gramEnd"/>
+      <w:r>
+        <w:rPr>
+          <w:lang w:val="en-US"/>
+        </w:rPr>
+        <w:t>self, other):</w:t>
+      </w:r>
+    </w:p>
+    <w:p>
+      <w:pPr>
+        <w:spacing w:after="0" w:line="276" w:lineRule="auto"/>
+        <w:ind w:left="708" w:firstLine="708"/>
+        <w:rPr>
+          <w:lang w:val="en-US"/>
+        </w:rPr>
+      </w:pPr>
+      <w:r>
+        <w:rPr>
+          <w:lang w:val="en-US"/>
+        </w:rPr>
+        <w:t>return GF3_2(</w:t>
+      </w:r>
+      <w:proofErr w:type="spellStart"/>
+      <w:proofErr w:type="gramStart"/>
+      <w:r>
+        <w:rPr>
+          <w:lang w:val="en-US"/>
+        </w:rPr>
+        <w:t>self.a</w:t>
+      </w:r>
+      <w:proofErr w:type="spellEnd"/>
+      <w:proofErr w:type="gramEnd"/>
+      <w:r>
+        <w:rPr>
+          <w:lang w:val="en-US"/>
+        </w:rPr>
+        <w:t xml:space="preserve"> + </w:t>
+      </w:r>
+      <w:proofErr w:type="spellStart"/>
+      <w:proofErr w:type="gramStart"/>
+      <w:r>
+        <w:rPr>
+          <w:lang w:val="en-US"/>
+        </w:rPr>
+        <w:t>other.a</w:t>
+      </w:r>
+      <w:proofErr w:type="spellEnd"/>
+      <w:proofErr w:type="gramEnd"/>
+      <w:r>
+        <w:rPr>
+          <w:lang w:val="en-US"/>
+        </w:rPr>
+        <w:t xml:space="preserve">, </w:t>
+      </w:r>
+      <w:proofErr w:type="spellStart"/>
+      <w:proofErr w:type="gramStart"/>
+      <w:r>
+        <w:rPr>
+          <w:lang w:val="en-US"/>
+        </w:rPr>
+        <w:t>self.b</w:t>
+      </w:r>
+      <w:proofErr w:type="spellEnd"/>
+      <w:proofErr w:type="gramEnd"/>
+      <w:r>
+        <w:rPr>
+          <w:lang w:val="en-US"/>
+        </w:rPr>
+        <w:t xml:space="preserve"> + </w:t>
+      </w:r>
+      <w:proofErr w:type="spellStart"/>
+      <w:proofErr w:type="gramStart"/>
+      <w:r>
+        <w:rPr>
+          <w:lang w:val="en-US"/>
+        </w:rPr>
+        <w:t>other.b</w:t>
+      </w:r>
+      <w:proofErr w:type="spellEnd"/>
+      <w:proofErr w:type="gramEnd"/>
+      <w:r>
+        <w:rPr>
+          <w:lang w:val="en-US"/>
+        </w:rPr>
+        <w:t>)</w:t>
+      </w:r>
+    </w:p>
+    <w:p>
+      <w:pPr>
+        <w:spacing w:after="0" w:line="276" w:lineRule="auto"/>
+        <w:ind w:firstLine="708"/>
+        <w:rPr>
+          <w:lang w:val="en-US"/>
+        </w:rPr>
+      </w:pPr>
+      <w:r>
+        <w:rPr>
+          <w:lang w:val="en-US"/>
+        </w:rPr>
+        <w:t>def __sub_</w:t>
+      </w:r>
+      <w:proofErr w:type="gramStart"/>
+      <w:r>
+        <w:rPr>
+          <w:lang w:val="en-US"/>
+        </w:rPr>
+        <w:t>_(</w:t>
+      </w:r>
+      <w:proofErr w:type="gramEnd"/>
+      <w:r>
+        <w:rPr>
+          <w:lang w:val="en-US"/>
+        </w:rPr>
+        <w:t>self, other):</w:t>
+      </w:r>
+    </w:p>
+    <w:p>
+      <w:pPr>
+        <w:spacing w:after="0" w:line="276" w:lineRule="auto"/>
+        <w:ind w:left="708" w:firstLine="708"/>
+        <w:rPr>
+          <w:lang w:val="en-US"/>
+        </w:rPr>
+      </w:pPr>
+      <w:r>
+        <w:rPr>
+          <w:lang w:val="en-US"/>
+        </w:rPr>
+        <w:t>return GF3_2(</w:t>
+      </w:r>
+      <w:proofErr w:type="spellStart"/>
+      <w:proofErr w:type="gramStart"/>
+      <w:r>
+        <w:rPr>
+          <w:lang w:val="en-US"/>
+        </w:rPr>
+        <w:t>self.a</w:t>
+      </w:r>
+      <w:proofErr w:type="spellEnd"/>
+      <w:proofErr w:type="gramEnd"/>
+      <w:r>
+        <w:rPr>
+          <w:lang w:val="en-US"/>
+        </w:rPr>
+        <w:t xml:space="preserve"> - </w:t>
+      </w:r>
+      <w:proofErr w:type="spellStart"/>
+      <w:proofErr w:type="gramStart"/>
+      <w:r>
+        <w:rPr>
+          <w:lang w:val="en-US"/>
+        </w:rPr>
+        <w:t>other.a</w:t>
+      </w:r>
+      <w:proofErr w:type="spellEnd"/>
+      <w:proofErr w:type="gramEnd"/>
+      <w:r>
+        <w:rPr>
+          <w:lang w:val="en-US"/>
+        </w:rPr>
+        <w:t xml:space="preserve">, </w:t>
+      </w:r>
+      <w:proofErr w:type="spellStart"/>
+      <w:proofErr w:type="gramStart"/>
+      <w:r>
+        <w:rPr>
+          <w:lang w:val="en-US"/>
+        </w:rPr>
+        <w:t>self.b</w:t>
+      </w:r>
+      <w:proofErr w:type="spellEnd"/>
+      <w:proofErr w:type="gramEnd"/>
+      <w:r>
+        <w:rPr>
+          <w:lang w:val="en-US"/>
+        </w:rPr>
+        <w:t xml:space="preserve"> - </w:t>
+      </w:r>
+      <w:proofErr w:type="spellStart"/>
+      <w:proofErr w:type="gramStart"/>
+      <w:r>
+        <w:rPr>
+          <w:lang w:val="en-US"/>
+        </w:rPr>
+        <w:t>other.b</w:t>
+      </w:r>
+      <w:proofErr w:type="spellEnd"/>
+      <w:proofErr w:type="gramEnd"/>
+      <w:r>
+        <w:rPr>
+          <w:lang w:val="en-US"/>
+        </w:rPr>
+        <w:t>)</w:t>
+      </w:r>
+    </w:p>
+    <w:p>
+      <w:pPr>
+        <w:spacing w:after="0" w:line="276" w:lineRule="auto"/>
+        <w:ind w:firstLine="708"/>
+        <w:rPr>
+          <w:lang w:val="en-US"/>
+        </w:rPr>
+      </w:pPr>
+      <w:r>
+        <w:rPr>
+          <w:lang w:val="en-US"/>
+        </w:rPr>
+        <w:t>def __</w:t>
+      </w:r>
+      <w:proofErr w:type="spellStart"/>
+      <w:r>
+        <w:rPr>
+          <w:lang w:val="en-US"/>
+        </w:rPr>
+        <w:t>mul</w:t>
+      </w:r>
+      <w:proofErr w:type="spellEnd"/>
+      <w:r>
+        <w:rPr>
+          <w:lang w:val="en-US"/>
+        </w:rPr>
+        <w:t>_</w:t>
+      </w:r>
+      <w:proofErr w:type="gramStart"/>
+      <w:r>
+        <w:rPr>
+          <w:lang w:val="en-US"/>
+        </w:rPr>
+        <w:t>_(</w:t>
+      </w:r>
+      <w:proofErr w:type="gramEnd"/>
+      <w:r>
+        <w:rPr>
+          <w:lang w:val="en-US"/>
+        </w:rPr>
+        <w:t>self, other):</w:t>
+      </w:r>
+    </w:p>
+    <w:p>
+      <w:pPr>
+        <w:spacing w:after="0" w:line="276" w:lineRule="auto"/>
+        <w:ind w:left="708" w:firstLine="708"/>
+        <w:rPr>
+          <w:lang w:val="en-US"/>
+        </w:rPr>
+      </w:pPr>
+      <w:r>
+        <w:rPr>
+          <w:lang w:val="en-US"/>
+        </w:rPr>
+        <w:t># alpha^2 = 2 (</w:t>
+      </w:r>
+      <w:r>
+        <w:t>т</w:t>
+      </w:r>
+      <w:r>
+        <w:rPr>
+          <w:lang w:val="en-US"/>
+        </w:rPr>
+        <w:t>.</w:t>
+      </w:r>
+      <w:r>
+        <w:t>к</w:t>
+      </w:r>
+      <w:r>
+        <w:rPr>
+          <w:lang w:val="en-US"/>
+        </w:rPr>
+        <w:t>. x^2 + 1 = 0 =&gt; alpha^2 = -1 = 2 mod 3)</w:t>
+      </w:r>
+    </w:p>
+    <w:p>
+      <w:pPr>
+        <w:spacing w:after="0" w:line="276" w:lineRule="auto"/>
+        <w:ind w:left="708" w:firstLine="708"/>
+        <w:rPr>
+          <w:lang w:val="en-US"/>
+        </w:rPr>
+      </w:pPr>
+      <w:r>
+        <w:rPr>
+          <w:lang w:val="en-US"/>
+        </w:rPr>
+        <w:t>a = (</w:t>
+      </w:r>
+      <w:proofErr w:type="spellStart"/>
+      <w:proofErr w:type="gramStart"/>
+      <w:r>
+        <w:rPr>
+          <w:lang w:val="en-US"/>
+        </w:rPr>
+        <w:t>self.a</w:t>
+      </w:r>
+      <w:proofErr w:type="spellEnd"/>
+      <w:proofErr w:type="gramEnd"/>
+      <w:r>
+        <w:rPr>
+          <w:lang w:val="en-US"/>
+        </w:rPr>
+        <w:t xml:space="preserve"> * </w:t>
+      </w:r>
+      <w:proofErr w:type="spellStart"/>
+      <w:proofErr w:type="gramStart"/>
+      <w:r>
+        <w:rPr>
+          <w:lang w:val="en-US"/>
+        </w:rPr>
+        <w:t>other.a</w:t>
+      </w:r>
+      <w:proofErr w:type="spellEnd"/>
+      <w:proofErr w:type="gramEnd"/>
+      <w:r>
+        <w:rPr>
+          <w:lang w:val="en-US"/>
+        </w:rPr>
+        <w:t xml:space="preserve"> + 2 * </w:t>
+      </w:r>
+      <w:proofErr w:type="spellStart"/>
+      <w:proofErr w:type="gramStart"/>
+      <w:r>
+        <w:rPr>
+          <w:lang w:val="en-US"/>
+        </w:rPr>
+        <w:t>self.b</w:t>
+      </w:r>
+      <w:proofErr w:type="spellEnd"/>
+      <w:proofErr w:type="gramEnd"/>
+      <w:r>
+        <w:rPr>
+          <w:lang w:val="en-US"/>
+        </w:rPr>
+        <w:t xml:space="preserve"> * </w:t>
+      </w:r>
+      <w:proofErr w:type="spellStart"/>
+      <w:proofErr w:type="gramStart"/>
+      <w:r>
+        <w:rPr>
+          <w:lang w:val="en-US"/>
+        </w:rPr>
+        <w:t>other.b</w:t>
+      </w:r>
+      <w:proofErr w:type="spellEnd"/>
+      <w:proofErr w:type="gramEnd"/>
+      <w:r>
+        <w:rPr>
+          <w:lang w:val="en-US"/>
+        </w:rPr>
+        <w:t>) % MOD</w:t>
+      </w:r>
+    </w:p>
+    <w:p>
+      <w:pPr>
+        <w:spacing w:after="0" w:line="276" w:lineRule="auto"/>
+        <w:ind w:left="708" w:firstLine="708"/>
+        <w:rPr>
+          <w:lang w:val="en-US"/>
+        </w:rPr>
+      </w:pPr>
+      <w:r>
+        <w:rPr>
+          <w:lang w:val="en-US"/>
+        </w:rPr>
+        <w:t>b = (</w:t>
+      </w:r>
+      <w:proofErr w:type="spellStart"/>
+      <w:proofErr w:type="gramStart"/>
+      <w:r>
+        <w:rPr>
+          <w:lang w:val="en-US"/>
+        </w:rPr>
+        <w:t>self.a</w:t>
+      </w:r>
+      <w:proofErr w:type="spellEnd"/>
+      <w:proofErr w:type="gramEnd"/>
+      <w:r>
+        <w:rPr>
+          <w:lang w:val="en-US"/>
+        </w:rPr>
+        <w:t xml:space="preserve"> * </w:t>
+      </w:r>
+      <w:proofErr w:type="spellStart"/>
+      <w:proofErr w:type="gramStart"/>
+      <w:r>
+        <w:rPr>
+          <w:lang w:val="en-US"/>
+        </w:rPr>
+        <w:t>other.b</w:t>
+      </w:r>
+      <w:proofErr w:type="spellEnd"/>
+      <w:proofErr w:type="gramEnd"/>
+      <w:r>
+        <w:rPr>
+          <w:lang w:val="en-US"/>
+        </w:rPr>
+        <w:t xml:space="preserve"> + </w:t>
+      </w:r>
+      <w:proofErr w:type="spellStart"/>
+      <w:proofErr w:type="gramStart"/>
+      <w:r>
+        <w:rPr>
+          <w:lang w:val="en-US"/>
+        </w:rPr>
+        <w:t>self.b</w:t>
+      </w:r>
+      <w:proofErr w:type="spellEnd"/>
+      <w:proofErr w:type="gramEnd"/>
+      <w:r>
+        <w:rPr>
+          <w:lang w:val="en-US"/>
+        </w:rPr>
+        <w:t xml:space="preserve"> * </w:t>
+      </w:r>
+      <w:proofErr w:type="spellStart"/>
+      <w:proofErr w:type="gramStart"/>
+      <w:r>
+        <w:rPr>
+          <w:lang w:val="en-US"/>
+        </w:rPr>
+        <w:t>other.a</w:t>
+      </w:r>
+      <w:proofErr w:type="spellEnd"/>
+      <w:proofErr w:type="gramEnd"/>
+      <w:r>
+        <w:rPr>
+          <w:lang w:val="en-US"/>
+        </w:rPr>
+        <w:t>) % MOD</w:t>
+      </w:r>
+    </w:p>
+    <w:p>
+      <w:pPr>
+        <w:spacing w:after="0" w:line="276" w:lineRule="auto"/>
+        <w:ind w:left="708" w:firstLine="708"/>
+        <w:rPr>
+          <w:lang w:val="en-US"/>
+        </w:rPr>
+      </w:pPr>
+      <w:r>
+        <w:rPr>
+          <w:lang w:val="en-US"/>
+        </w:rPr>
+        <w:t>return GF3_2(a, b)</w:t>
+      </w:r>
+    </w:p>
+    <w:p>
+      <w:pPr>
+        <w:spacing w:after="0" w:line="276" w:lineRule="auto"/>
+        <w:ind w:firstLine="708"/>
+        <w:rPr>
+          <w:lang w:val="en-US"/>
+        </w:rPr>
+      </w:pPr>
+      <w:r>
+        <w:rPr>
+          <w:lang w:val="en-US"/>
+        </w:rPr>
+        <w:t>def __eq_</w:t>
+      </w:r>
+      <w:proofErr w:type="gramStart"/>
+      <w:r>
+        <w:rPr>
+          <w:lang w:val="en-US"/>
+        </w:rPr>
+        <w:t>_(</w:t>
+      </w:r>
+      <w:proofErr w:type="gramEnd"/>
+      <w:r>
+        <w:rPr>
+          <w:lang w:val="en-US"/>
+        </w:rPr>
+        <w:t>self, other):</w:t>
+      </w:r>
+    </w:p>
+    <w:p>
+      <w:pPr>
+        <w:spacing w:after="0" w:line="276" w:lineRule="auto"/>
+        <w:ind w:left="708" w:firstLine="708"/>
+        <w:rPr>
+          <w:lang w:val="en-US"/>
+        </w:rPr>
+      </w:pPr>
+      <w:r>
+        <w:rPr>
+          <w:lang w:val="en-US"/>
+        </w:rPr>
+        <w:t xml:space="preserve">return </w:t>
+      </w:r>
+      <w:proofErr w:type="spellStart"/>
+      <w:proofErr w:type="gramStart"/>
+      <w:r>
+        <w:rPr>
+          <w:lang w:val="en-US"/>
+        </w:rPr>
+        <w:t>self.a</w:t>
+      </w:r>
+      <w:proofErr w:type="spellEnd"/>
+      <w:proofErr w:type="gramEnd"/>
+      <w:r>
+        <w:rPr>
+          <w:lang w:val="en-US"/>
+        </w:rPr>
+        <w:t xml:space="preserve"> == </w:t>
+      </w:r>
+      <w:proofErr w:type="spellStart"/>
+      <w:proofErr w:type="gramStart"/>
+      <w:r>
+        <w:rPr>
+          <w:lang w:val="en-US"/>
+        </w:rPr>
+        <w:t>other.a</w:t>
+      </w:r>
+      <w:proofErr w:type="spellEnd"/>
+      <w:proofErr w:type="gramEnd"/>
+      <w:r>
+        <w:rPr>
+          <w:lang w:val="en-US"/>
+        </w:rPr>
+        <w:t xml:space="preserve"> and </w:t>
+      </w:r>
+      <w:proofErr w:type="spellStart"/>
+      <w:proofErr w:type="gramStart"/>
+      <w:r>
+        <w:rPr>
+          <w:lang w:val="en-US"/>
+        </w:rPr>
+        <w:t>self.b</w:t>
+      </w:r>
+      <w:proofErr w:type="spellEnd"/>
+      <w:proofErr w:type="gramEnd"/>
+      <w:r>
+        <w:rPr>
+          <w:lang w:val="en-US"/>
+        </w:rPr>
+        <w:t xml:space="preserve"> == </w:t>
+      </w:r>
+      <w:proofErr w:type="spellStart"/>
+      <w:proofErr w:type="gramStart"/>
+      <w:r>
+        <w:rPr>
+          <w:lang w:val="en-US"/>
+        </w:rPr>
+        <w:t>other.b</w:t>
+      </w:r>
+      <w:proofErr w:type="spellEnd"/>
+      <w:proofErr w:type="gramEnd"/>
+    </w:p>
+    <w:p>
+      <w:pPr>
+        <w:spacing w:after="0" w:line="276" w:lineRule="auto"/>
+        <w:ind w:firstLine="708"/>
+        <w:rPr>
+          <w:lang w:val="en-US"/>
+        </w:rPr>
+      </w:pPr>
+      <w:r>
+        <w:rPr>
+          <w:lang w:val="en-US"/>
+        </w:rPr>
+        <w:t>def __str__(self):</w:t>
+      </w:r>
+    </w:p>
+    <w:p>
+      <w:pPr>
+        <w:spacing w:after="0" w:line="276" w:lineRule="auto"/>
+        <w:ind w:left="708" w:firstLine="708"/>
+        <w:rPr>
+          <w:lang w:val="en-US"/>
+        </w:rPr>
+      </w:pPr>
+      <w:r>
+        <w:rPr>
+          <w:lang w:val="en-US"/>
+        </w:rPr>
+        <w:t>return f"{</w:t>
+      </w:r>
+      <w:proofErr w:type="spellStart"/>
+      <w:proofErr w:type="gramStart"/>
+      <w:r>
+        <w:rPr>
+          <w:lang w:val="en-US"/>
+        </w:rPr>
+        <w:t>self.a</w:t>
+      </w:r>
+      <w:proofErr w:type="spellEnd"/>
+      <w:proofErr w:type="gramEnd"/>
+      <w:r>
+        <w:rPr>
+          <w:lang w:val="en-US"/>
+        </w:rPr>
+        <w:t>} + {</w:t>
+      </w:r>
+      <w:proofErr w:type="spellStart"/>
+      <w:proofErr w:type="gramStart"/>
+      <w:r>
+        <w:rPr>
+          <w:lang w:val="en-US"/>
+        </w:rPr>
+        <w:t>self.b</w:t>
+      </w:r>
+      <w:proofErr w:type="spellEnd"/>
+      <w:proofErr w:type="gramEnd"/>
+      <w:r>
+        <w:rPr>
+          <w:lang w:val="en-US"/>
+        </w:rPr>
+        <w:t>}*</w:t>
+      </w:r>
+      <w:r>
+        <w:t>α</w:t>
+      </w:r>
+      <w:r>
+        <w:rPr>
+          <w:lang w:val="en-US"/>
+        </w:rPr>
+        <w:t>"</w:t>
+      </w:r>
+    </w:p>
+    <w:p>
+      <w:pPr>
+        <w:spacing w:after="0" w:line="276" w:lineRule="auto"/>
+        <w:ind w:firstLine="708"/>
+      </w:pPr>
+      <w:proofErr w:type="spellStart"/>
+      <w:r>
+        <w:t>def</w:t>
+      </w:r>
+      <w:proofErr w:type="spellEnd"/>
+      <w:r>
+        <w:t xml:space="preserve"> </w:t>
+      </w:r>
+      <w:proofErr w:type="spellStart"/>
+      <w:r>
+        <w:t>inverse</w:t>
+      </w:r>
+      <w:proofErr w:type="spellEnd"/>
+      <w:r>
+        <w:t>(</w:t>
+      </w:r>
+      <w:proofErr w:type="spellStart"/>
+      <w:r>
+        <w:t>self</w:t>
+      </w:r>
+      <w:proofErr w:type="spellEnd"/>
+      <w:r>
+        <w:t>):</w:t>
+      </w:r>
+    </w:p>
+    <w:p>
+      <w:pPr>
+        <w:spacing w:after="0" w:line="276" w:lineRule="auto"/>
+        <w:ind w:left="708" w:firstLine="708"/>
+      </w:pPr>
+      <w:r>
+        <w:t># Найдем обратный элемент методом перебора (т.к. поле маленькое)</w:t>
+      </w:r>
+    </w:p>
+    <w:p>
+      <w:pPr>
+        <w:spacing w:after="0" w:line="276" w:lineRule="auto"/>
+        <w:ind w:left="708" w:firstLine="708"/>
+        <w:rPr>
+          <w:lang w:val="en-US"/>
+        </w:rPr>
+      </w:pPr>
+      <w:r>
+        <w:rPr>
+          <w:lang w:val="en-US"/>
+        </w:rPr>
+        <w:t xml:space="preserve">for x in </w:t>
+      </w:r>
+      <w:proofErr w:type="gramStart"/>
+      <w:r>
+        <w:rPr>
+          <w:lang w:val="en-US"/>
+        </w:rPr>
+        <w:t>range(</w:t>
+      </w:r>
+      <w:proofErr w:type="gramEnd"/>
+      <w:r>
+        <w:rPr>
+          <w:lang w:val="en-US"/>
+        </w:rPr>
+        <w:t>MOD):</w:t>
+      </w:r>
+    </w:p>
+    <w:p>
+      <w:pPr>
+        <w:spacing w:after="0" w:line="276" w:lineRule="auto"/>
+        <w:ind w:left="1416" w:firstLine="708"/>
+        <w:rPr>
+          <w:lang w:val="en-US"/>
+        </w:rPr>
+      </w:pPr>
+      <w:r>
+        <w:rPr>
+          <w:lang w:val="en-US"/>
+        </w:rPr>
+        <w:t xml:space="preserve">for y in </w:t>
+      </w:r>
+      <w:proofErr w:type="gramStart"/>
+      <w:r>
+        <w:rPr>
+          <w:lang w:val="en-US"/>
+        </w:rPr>
+        <w:t>range(</w:t>
+      </w:r>
+      <w:proofErr w:type="gramEnd"/>
+      <w:r>
+        <w:rPr>
+          <w:lang w:val="en-US"/>
+        </w:rPr>
+        <w:t>MOD):</w:t>
+      </w:r>
+    </w:p>
+    <w:p>
+      <w:pPr>
+        <w:spacing w:after="0" w:line="276" w:lineRule="auto"/>
+        <w:ind w:left="2124" w:firstLine="708"/>
+        <w:rPr>
+          <w:lang w:val="en-US"/>
+        </w:rPr>
+      </w:pPr>
+      <w:r>
+        <w:rPr>
+          <w:lang w:val="en-US"/>
+        </w:rPr>
+        <w:t>candidate = GF3_2(x, y)</w:t>
+      </w:r>
+    </w:p>
+    <w:p>
+      <w:pPr>
+        <w:spacing w:after="0" w:line="276" w:lineRule="auto"/>
+        <w:ind w:left="2124" w:firstLine="708"/>
+        <w:rPr>
+          <w:lang w:val="en-US"/>
+        </w:rPr>
+      </w:pPr>
+      <w:r>
+        <w:rPr>
+          <w:lang w:val="en-US"/>
+        </w:rPr>
+        <w:t>if (self * candidate) == GF3_2(1, 0):</w:t>
+      </w:r>
+    </w:p>
+    <w:p>
+      <w:pPr>
+        <w:spacing w:after="0" w:line="276" w:lineRule="auto"/>
+        <w:ind w:left="2832" w:firstLine="708"/>
+      </w:pPr>
+      <w:proofErr w:type="spellStart"/>
+      <w:r>
+        <w:t>return</w:t>
+      </w:r>
+      <w:proofErr w:type="spellEnd"/>
+      <w:r>
+        <w:t xml:space="preserve"> </w:t>
+      </w:r>
+      <w:proofErr w:type="spellStart"/>
+      <w:r>
+        <w:t>candidate</w:t>
+      </w:r>
+      <w:proofErr w:type="spellEnd"/>
+    </w:p>
+    <w:p>
+      <w:pPr>
+        <w:spacing w:after="0" w:line="276" w:lineRule="auto"/>
+        <w:ind w:left="2124" w:firstLine="708"/>
+      </w:pPr>
+      <w:proofErr w:type="spellStart"/>
+      <w:r>
+        <w:lastRenderedPageBreak/>
+        <w:t>raise</w:t>
+      </w:r>
+      <w:proofErr w:type="spellEnd"/>
+      <w:r>
+        <w:t xml:space="preserve"> </w:t>
+      </w:r>
+      <w:proofErr w:type="spellStart"/>
+      <w:proofErr w:type="gramStart"/>
+      <w:r>
+        <w:t>ValueError</w:t>
+      </w:r>
+      <w:proofErr w:type="spellEnd"/>
+      <w:r>
+        <w:t>(</w:t>
+      </w:r>
+      <w:proofErr w:type="gramEnd"/>
+      <w:r>
+        <w:t>"Обратного элемента не существует")</w:t>
+      </w:r>
+    </w:p>
+    <w:p>
+      <w:pPr>
+        <w:spacing w:after="0" w:line="276" w:lineRule="auto"/>
+      </w:pPr>
+    </w:p>
+    <w:p>
+      <w:pPr>
+        <w:spacing w:after="0" w:line="276" w:lineRule="auto"/>
+      </w:pPr>
+      <w:r>
+        <w:t># Демонстрация</w:t>
+      </w:r>
+    </w:p>
+    <w:p>
+      <w:pPr>
+        <w:spacing w:after="0" w:line="276" w:lineRule="auto"/>
+        <w:rPr>
+          <w:lang w:val="en-US"/>
+        </w:rPr>
+      </w:pPr>
+      <w:proofErr w:type="gramStart"/>
+      <w:r>
+        <w:rPr>
+          <w:lang w:val="en-US"/>
+        </w:rPr>
+        <w:t>print(</w:t>
+      </w:r>
+      <w:proofErr w:type="gramEnd"/>
+      <w:r>
+        <w:rPr>
+          <w:lang w:val="en-US"/>
+        </w:rPr>
+        <w:t>"</w:t>
+      </w:r>
+      <w:r>
+        <w:t>Элементы</w:t>
+      </w:r>
+      <w:r>
+        <w:rPr>
+          <w:lang w:val="en-US"/>
+        </w:rPr>
+        <w:t xml:space="preserve"> </w:t>
+      </w:r>
+      <w:r>
+        <w:t>поля</w:t>
+      </w:r>
+      <w:r>
+        <w:rPr>
+          <w:lang w:val="en-US"/>
+        </w:rPr>
+        <w:t xml:space="preserve"> </w:t>
+      </w:r>
+      <w:proofErr w:type="gramStart"/>
+      <w:r>
+        <w:rPr>
+          <w:lang w:val="en-US"/>
+        </w:rPr>
+        <w:t>GF(</w:t>
+      </w:r>
+      <w:proofErr w:type="gramEnd"/>
+      <w:r>
+        <w:rPr>
+          <w:lang w:val="en-US"/>
+        </w:rPr>
+        <w:t>3^2):")</w:t>
+      </w:r>
+    </w:p>
+    <w:p>
+      <w:pPr>
+        <w:spacing w:after="0" w:line="276" w:lineRule="auto"/>
+        <w:rPr>
+          <w:lang w:val="en-US"/>
+        </w:rPr>
+      </w:pPr>
+      <w:r>
+        <w:rPr>
+          <w:lang w:val="en-US"/>
+        </w:rPr>
+        <w:t>elements = []</w:t>
+      </w:r>
+    </w:p>
+    <w:p>
+      <w:pPr>
+        <w:spacing w:after="0" w:line="276" w:lineRule="auto"/>
+        <w:rPr>
+          <w:lang w:val="en-US"/>
+        </w:rPr>
+      </w:pPr>
+      <w:r>
+        <w:rPr>
+          <w:lang w:val="en-US"/>
+        </w:rPr>
+        <w:t xml:space="preserve">for a in </w:t>
+      </w:r>
+      <w:proofErr w:type="gramStart"/>
+      <w:r>
+        <w:rPr>
+          <w:lang w:val="en-US"/>
+        </w:rPr>
+        <w:t>range(</w:t>
+      </w:r>
+      <w:proofErr w:type="gramEnd"/>
+      <w:r>
+        <w:rPr>
+          <w:lang w:val="en-US"/>
+        </w:rPr>
+        <w:t>MOD):</w:t>
+      </w:r>
+    </w:p>
+    <w:p>
+      <w:pPr>
+        <w:spacing w:after="0" w:line="276" w:lineRule="auto"/>
+        <w:ind w:firstLine="708"/>
+        <w:rPr>
+          <w:lang w:val="en-US"/>
+        </w:rPr>
+      </w:pPr>
+      <w:r>
+        <w:rPr>
+          <w:lang w:val="en-US"/>
+        </w:rPr>
+        <w:t xml:space="preserve">for b in </w:t>
+      </w:r>
+      <w:proofErr w:type="gramStart"/>
+      <w:r>
+        <w:rPr>
+          <w:lang w:val="en-US"/>
+        </w:rPr>
+        <w:t>range(</w:t>
+      </w:r>
+      <w:proofErr w:type="gramEnd"/>
+      <w:r>
+        <w:rPr>
+          <w:lang w:val="en-US"/>
+        </w:rPr>
+        <w:t>MOD):</w:t>
+      </w:r>
+    </w:p>
+    <w:p>
+      <w:pPr>
+        <w:spacing w:after="0" w:line="276" w:lineRule="auto"/>
+        <w:ind w:left="708" w:firstLine="708"/>
+        <w:rPr>
+          <w:lang w:val="en-US"/>
+        </w:rPr>
+      </w:pPr>
+      <w:proofErr w:type="spellStart"/>
+      <w:proofErr w:type="gramStart"/>
+      <w:r>
+        <w:rPr>
+          <w:lang w:val="en-US"/>
+        </w:rPr>
+        <w:t>elements.append</w:t>
+      </w:r>
+      <w:proofErr w:type="spellEnd"/>
+      <w:proofErr w:type="gramEnd"/>
+      <w:r>
+        <w:rPr>
+          <w:lang w:val="en-US"/>
+        </w:rPr>
+        <w:t>(GF3_2(a, b))</w:t>
+      </w:r>
+    </w:p>
+    <w:p>
+      <w:pPr>
+        <w:spacing w:after="0" w:line="276" w:lineRule="auto"/>
+        <w:ind w:left="708" w:firstLine="708"/>
+      </w:pPr>
+      <w:proofErr w:type="spellStart"/>
+      <w:r>
+        <w:t>print</w:t>
+      </w:r>
+      <w:proofErr w:type="spellEnd"/>
+      <w:r>
+        <w:t>(f"{a} + {b}*α")</w:t>
+      </w:r>
+    </w:p>
+    <w:p>
+      <w:pPr>
+        <w:spacing w:after="0" w:line="276" w:lineRule="auto"/>
+      </w:pPr>
+    </w:p>
+    <w:p>
+      <w:pPr>
+        <w:spacing w:after="0" w:line="276" w:lineRule="auto"/>
+      </w:pPr>
+      <w:r>
+        <w:t># Пример сложения</w:t>
+      </w:r>
+    </w:p>
+    <w:p>
+      <w:pPr>
+        <w:spacing w:after="0" w:line="276" w:lineRule="auto"/>
+      </w:pPr>
+      <w:r>
+        <w:t>x = GF3_2(1, 2)</w:t>
+      </w:r>
+    </w:p>
+    <w:p>
+      <w:pPr>
+        <w:spacing w:after="0" w:line="276" w:lineRule="auto"/>
+      </w:pPr>
+      <w:r>
+        <w:t>y = GF3_2(2, 1)</w:t>
+      </w:r>
+    </w:p>
+    <w:p>
+      <w:pPr>
+        <w:spacing w:after="0" w:line="276" w:lineRule="auto"/>
+      </w:pPr>
+      <w:proofErr w:type="spellStart"/>
+      <w:proofErr w:type="gramStart"/>
+      <w:r>
+        <w:t>print</w:t>
+      </w:r>
+      <w:proofErr w:type="spellEnd"/>
+      <w:r>
+        <w:t>(</w:t>
+      </w:r>
+      <w:proofErr w:type="gramEnd"/>
+      <w:r>
+        <w:t>"\</w:t>
+      </w:r>
+      <w:proofErr w:type="spellStart"/>
+      <w:r>
+        <w:t>nПример</w:t>
+      </w:r>
+      <w:proofErr w:type="spellEnd"/>
+      <w:r>
+        <w:t xml:space="preserve"> сложения:")</w:t>
+      </w:r>
+    </w:p>
+    <w:p>
+      <w:pPr>
+        <w:spacing w:after="0" w:line="276" w:lineRule="auto"/>
+        <w:rPr>
+          <w:lang w:val="en-US"/>
+        </w:rPr>
+      </w:pPr>
+      <w:r>
+        <w:rPr>
+          <w:lang w:val="en-US"/>
+        </w:rPr>
+        <w:t>print(f"({x}) + ({y}) = {x + y}")</w:t>
+      </w:r>
+    </w:p>
+    <w:p>
+      <w:pPr>
+        <w:spacing w:after="0" w:line="276" w:lineRule="auto"/>
+      </w:pPr>
+      <w:r>
+        <w:t># Пример умножения</w:t>
+      </w:r>
+    </w:p>
+    <w:p>
+      <w:pPr>
+        <w:spacing w:after="0" w:line="276" w:lineRule="auto"/>
+      </w:pPr>
+      <w:proofErr w:type="spellStart"/>
+      <w:proofErr w:type="gramStart"/>
+      <w:r>
+        <w:t>print</w:t>
+      </w:r>
+      <w:proofErr w:type="spellEnd"/>
+      <w:r>
+        <w:t>(</w:t>
+      </w:r>
+      <w:proofErr w:type="gramEnd"/>
+      <w:r>
+        <w:t>"\</w:t>
+      </w:r>
+      <w:proofErr w:type="spellStart"/>
+      <w:r>
+        <w:t>nПример</w:t>
+      </w:r>
+      <w:proofErr w:type="spellEnd"/>
+      <w:r>
+        <w:t xml:space="preserve"> умножения:")</w:t>
+      </w:r>
+    </w:p>
+    <w:p>
+      <w:pPr>
+        <w:spacing w:after="0" w:line="276" w:lineRule="auto"/>
+        <w:rPr>
+          <w:lang w:val="en-US"/>
+        </w:rPr>
+      </w:pPr>
+      <w:r>
+        <w:rPr>
+          <w:lang w:val="en-US"/>
+        </w:rPr>
+        <w:t>print(f"({x}) * ({y}) = {x * y}")</w:t>
+      </w:r>
+    </w:p>
+    <w:p>
+      <w:pPr>
+        <w:spacing w:after="0" w:line="276" w:lineRule="auto"/>
+      </w:pPr>
+      <w:r>
+        <w:t># Обратный элемент</w:t>
+      </w:r>
+    </w:p>
+    <w:p>
+      <w:pPr>
+        <w:spacing w:after="0" w:line="276" w:lineRule="auto"/>
+      </w:pPr>
+      <w:proofErr w:type="spellStart"/>
+      <w:proofErr w:type="gramStart"/>
+      <w:r>
+        <w:t>print</w:t>
+      </w:r>
+      <w:proofErr w:type="spellEnd"/>
+      <w:r>
+        <w:t>(</w:t>
+      </w:r>
+      <w:proofErr w:type="gramEnd"/>
+      <w:r>
+        <w:t>"\</w:t>
+      </w:r>
+      <w:proofErr w:type="spellStart"/>
+      <w:r>
+        <w:t>nОбратный</w:t>
+      </w:r>
+      <w:proofErr w:type="spellEnd"/>
+      <w:r>
+        <w:t xml:space="preserve"> элемент для", x)</w:t>
+      </w:r>
+    </w:p>
+    <w:p>
+      <w:pPr>
+        <w:spacing w:after="0" w:line="276" w:lineRule="auto"/>
+        <w:rPr>
+          <w:lang w:val="en-US"/>
+        </w:rPr>
+      </w:pPr>
+      <w:r>
+        <w:rPr>
+          <w:lang w:val="en-US"/>
+        </w:rPr>
+        <w:t xml:space="preserve">inv = </w:t>
+      </w:r>
+      <w:proofErr w:type="spellStart"/>
+      <w:proofErr w:type="gramStart"/>
+      <w:r>
+        <w:rPr>
+          <w:lang w:val="en-US"/>
+        </w:rPr>
+        <w:t>x.inverse</w:t>
+      </w:r>
+      <w:proofErr w:type="spellEnd"/>
+      <w:proofErr w:type="gramEnd"/>
+      <w:r>
+        <w:rPr>
+          <w:lang w:val="en-US"/>
+        </w:rPr>
+        <w:t>()</w:t>
+      </w:r>
+    </w:p>
+    <w:p>
+      <w:pPr>
+        <w:spacing w:after="0" w:line="276" w:lineRule="auto"/>
+        <w:rPr>
+          <w:lang w:val="en-US"/>
+        </w:rPr>
+      </w:pPr>
+      <w:r>
+        <w:rPr>
+          <w:lang w:val="en-US"/>
+        </w:rPr>
+        <w:t>print(inv)</w:t>
+      </w:r>
+    </w:p>
+    <w:p>
+      <w:pPr>
+        <w:spacing w:after="0" w:line="276" w:lineRule="auto"/>
+        <w:rPr>
+          <w:lang w:val="en-US"/>
+        </w:rPr>
+      </w:pPr>
+      <w:proofErr w:type="gramStart"/>
+      <w:r>
+        <w:rPr>
+          <w:lang w:val="en-US"/>
+        </w:rPr>
+        <w:t>print(</w:t>
+      </w:r>
+      <w:proofErr w:type="gramEnd"/>
+      <w:r>
+        <w:rPr>
+          <w:lang w:val="en-US"/>
+        </w:rPr>
+        <w:t>f"</w:t>
+      </w:r>
+      <w:r>
+        <w:t>Проверка</w:t>
+      </w:r>
+      <w:r>
+        <w:rPr>
+          <w:lang w:val="en-US"/>
+        </w:rPr>
+        <w:t>: {x} * {inv} = {x * inv}")</w:t>
+      </w:r>
+    </w:p>
+    <w:p>
+      <w:pPr>
+        <w:spacing w:after="0" w:line="276" w:lineRule="auto"/>
+        <w:rPr>
+          <w:b/>
+          <w:bCs/>
+        </w:rPr>
+      </w:pPr>
+      <w:r>
+        <w:rPr>
+          <w:b/>
+          <w:bCs/>
+        </w:rPr>
+        <w:t xml:space="preserve">Задание 2. Реализация умножения в поле </w:t>
+      </w:r>
+      <w:proofErr w:type="gramStart"/>
+      <w:r>
+        <w:rPr>
+          <w:b/>
+          <w:bCs/>
+        </w:rPr>
+        <w:t>GF(</w:t>
+      </w:r>
+      <w:proofErr w:type="gramEnd"/>
+      <w:r>
+        <w:rPr>
+          <w:b/>
+          <w:bCs/>
+        </w:rPr>
+        <w:t>5^2) с помощью полиномиального представления</w:t>
+      </w:r>
+    </w:p>
+    <w:p>
+      <w:pPr>
+        <w:spacing w:after="0" w:line="276" w:lineRule="auto"/>
+        <w:rPr>
+          <w:b/>
+          <w:bCs/>
+        </w:rPr>
+      </w:pPr>
+      <w:r>
+        <w:rPr>
+          <w:b/>
+          <w:bCs/>
+        </w:rPr>
+        <w:t>Условие:</w:t>
+      </w:r>
+    </w:p>
+    <w:p>
+      <w:pPr>
+        <w:spacing w:after="0" w:line="276" w:lineRule="auto"/>
+      </w:pPr>
+      <w:r>
+        <w:t>Пусть p=5, n=2. Выберите неприводимый многочлен степени 2 над F_5, например, x^2 + 2x + 2.</w:t>
+      </w:r>
+    </w:p>
+    <w:p>
+      <w:pPr>
+        <w:spacing w:after="0" w:line="276" w:lineRule="auto"/>
+      </w:pPr>
+      <w:r>
+        <w:t xml:space="preserve">• Запишите все элементы поля </w:t>
+      </w:r>
+      <w:proofErr w:type="gramStart"/>
+      <w:r>
+        <w:t>GF(</w:t>
+      </w:r>
+      <w:proofErr w:type="gramEnd"/>
+      <w:r>
+        <w:t>5^2) в виде a + b</w:t>
+      </w:r>
+      <w:r>
+        <w:rPr>
+          <w:rFonts w:ascii="Cambria Math" w:hAnsi="Cambria Math" w:cs="Cambria Math"/>
+        </w:rPr>
+        <w:t>𝛽</w:t>
+      </w:r>
+      <w:r>
+        <w:t>, где (</w:t>
+      </w:r>
+      <w:r>
+        <w:rPr>
+          <w:rFonts w:ascii="Cambria Math" w:hAnsi="Cambria Math" w:cs="Cambria Math"/>
+        </w:rPr>
+        <w:t>𝛽</w:t>
+      </w:r>
+      <w:r>
+        <w:t>) — корень указанного</w:t>
+      </w:r>
+    </w:p>
+    <w:p>
+      <w:pPr>
+        <w:spacing w:after="0" w:line="276" w:lineRule="auto"/>
+      </w:pPr>
+      <w:r>
+        <w:t>многочлена.</w:t>
+      </w:r>
+    </w:p>
+    <w:p>
+      <w:pPr>
+        <w:spacing w:after="0" w:line="276" w:lineRule="auto"/>
+      </w:pPr>
+      <w:r>
+        <w:t>• Реализуйте умножение двух элементов поля в полиномиальной форме с учётом</w:t>
+      </w:r>
+    </w:p>
+    <w:p>
+      <w:pPr>
+        <w:spacing w:after="0" w:line="276" w:lineRule="auto"/>
+      </w:pPr>
+      <w:r>
+        <w:t xml:space="preserve">соотношения </w:t>
+      </w:r>
+      <w:r>
+        <w:rPr>
+          <w:rFonts w:ascii="Cambria Math" w:hAnsi="Cambria Math" w:cs="Cambria Math"/>
+        </w:rPr>
+        <w:t>𝛽</w:t>
+      </w:r>
+      <w:r>
+        <w:t>^2 = -2</w:t>
+      </w:r>
+      <w:r>
+        <w:rPr>
+          <w:rFonts w:ascii="Cambria Math" w:hAnsi="Cambria Math" w:cs="Cambria Math"/>
+        </w:rPr>
+        <w:t>𝛽</w:t>
+      </w:r>
+      <w:r>
+        <w:t xml:space="preserve"> - 2.</w:t>
+      </w:r>
+    </w:p>
+    <w:p>
+      <w:pPr>
+        <w:spacing w:after="0" w:line="276" w:lineRule="auto"/>
+      </w:pPr>
+      <w:r>
+        <w:t>• Приведите пример умножения (3 + 4</w:t>
+      </w:r>
+      <w:r>
+        <w:rPr>
+          <w:rFonts w:ascii="Cambria Math" w:hAnsi="Cambria Math" w:cs="Cambria Math"/>
+        </w:rPr>
+        <w:t>𝛽</w:t>
+      </w:r>
+      <w:r>
+        <w:t xml:space="preserve">) * (2 + </w:t>
+      </w:r>
+      <w:r>
+        <w:rPr>
+          <w:rFonts w:ascii="Cambria Math" w:hAnsi="Cambria Math" w:cs="Cambria Math"/>
+        </w:rPr>
+        <w:t>𝛽</w:t>
+      </w:r>
+      <w:r>
+        <w:t>).</w:t>
+      </w:r>
+    </w:p>
+    <w:p>
+      <w:pPr>
+        <w:spacing w:after="0" w:line="276" w:lineRule="auto"/>
+        <w:rPr>
+          <w:b/>
+          <w:bCs/>
+        </w:rPr>
+      </w:pPr>
+      <w:r>
+        <w:rPr>
+          <w:b/>
+          <w:bCs/>
+        </w:rPr>
+        <w:t>Пример кода:</w:t>
+      </w:r>
+    </w:p>
+    <w:p>
+      <w:pPr>
+        <w:spacing w:after="0" w:line="276" w:lineRule="auto"/>
+      </w:pPr>
+      <w:r>
+        <w:t>MOD = 5</w:t>
+      </w:r>
+    </w:p>
+    <w:p>
+      <w:pPr>
+        <w:spacing w:after="0" w:line="276" w:lineRule="auto"/>
+      </w:pPr>
+      <w:proofErr w:type="spellStart"/>
+      <w:r>
+        <w:t>class</w:t>
+      </w:r>
+      <w:proofErr w:type="spellEnd"/>
+      <w:r>
+        <w:t xml:space="preserve"> GF5_2:</w:t>
+      </w:r>
+    </w:p>
+    <w:p>
+      <w:pPr>
+        <w:spacing w:after="0" w:line="276" w:lineRule="auto"/>
+        <w:ind w:firstLine="708"/>
+        <w:rPr>
+          <w:lang w:val="en-US"/>
+        </w:rPr>
+      </w:pPr>
+      <w:r>
+        <w:rPr>
+          <w:lang w:val="en-US"/>
+        </w:rPr>
+        <w:t>def __</w:t>
+      </w:r>
+      <w:proofErr w:type="spellStart"/>
+      <w:r>
+        <w:rPr>
+          <w:lang w:val="en-US"/>
+        </w:rPr>
+        <w:t>init</w:t>
+      </w:r>
+      <w:proofErr w:type="spellEnd"/>
+      <w:r>
+        <w:rPr>
+          <w:lang w:val="en-US"/>
+        </w:rPr>
+        <w:t>_</w:t>
+      </w:r>
+      <w:proofErr w:type="gramStart"/>
+      <w:r>
+        <w:rPr>
+          <w:lang w:val="en-US"/>
+        </w:rPr>
+        <w:t>_(</w:t>
+      </w:r>
+      <w:proofErr w:type="gramEnd"/>
+      <w:r>
+        <w:rPr>
+          <w:lang w:val="en-US"/>
+        </w:rPr>
+        <w:t>self, a, b):</w:t>
+      </w:r>
+    </w:p>
+    <w:p>
+      <w:pPr>
+        <w:spacing w:after="0" w:line="276" w:lineRule="auto"/>
+        <w:ind w:firstLine="708"/>
+        <w:rPr>
+          <w:lang w:val="en-US"/>
+        </w:rPr>
+      </w:pPr>
+      <w:r>
+        <w:rPr>
+          <w:lang w:val="en-US"/>
+        </w:rPr>
+        <w:t xml:space="preserve"># </w:t>
+      </w:r>
+      <w:r>
+        <w:t>Элемент</w:t>
+      </w:r>
+      <w:r>
+        <w:rPr>
+          <w:lang w:val="en-US"/>
+        </w:rPr>
+        <w:t xml:space="preserve"> </w:t>
+      </w:r>
+      <w:r>
+        <w:t>поля</w:t>
+      </w:r>
+      <w:r>
+        <w:rPr>
+          <w:lang w:val="en-US"/>
+        </w:rPr>
+        <w:t>: a + b*beta</w:t>
+      </w:r>
+    </w:p>
+    <w:p>
+      <w:pPr>
+        <w:spacing w:after="0" w:line="276" w:lineRule="auto"/>
+        <w:ind w:left="708" w:firstLine="708"/>
+        <w:rPr>
+          <w:lang w:val="en-US"/>
+        </w:rPr>
+      </w:pPr>
+      <w:proofErr w:type="spellStart"/>
+      <w:proofErr w:type="gramStart"/>
+      <w:r>
+        <w:rPr>
+          <w:lang w:val="en-US"/>
+        </w:rPr>
+        <w:t>self.a</w:t>
+      </w:r>
+      <w:proofErr w:type="spellEnd"/>
+      <w:proofErr w:type="gramEnd"/>
+      <w:r>
+        <w:rPr>
+          <w:lang w:val="en-US"/>
+        </w:rPr>
+        <w:t xml:space="preserve"> = a % MOD</w:t>
+      </w:r>
+    </w:p>
+    <w:p>
+      <w:pPr>
+        <w:spacing w:after="0" w:line="276" w:lineRule="auto"/>
+        <w:ind w:left="708" w:firstLine="708"/>
+        <w:rPr>
+          <w:lang w:val="en-US"/>
+        </w:rPr>
+      </w:pPr>
+      <w:proofErr w:type="spellStart"/>
+      <w:proofErr w:type="gramStart"/>
+      <w:r>
+        <w:rPr>
+          <w:lang w:val="en-US"/>
+        </w:rPr>
+        <w:lastRenderedPageBreak/>
+        <w:t>self.b</w:t>
+      </w:r>
+      <w:proofErr w:type="spellEnd"/>
+      <w:proofErr w:type="gramEnd"/>
+      <w:r>
+        <w:rPr>
+          <w:lang w:val="en-US"/>
+        </w:rPr>
+        <w:t xml:space="preserve"> = b % MOD</w:t>
+      </w:r>
+    </w:p>
+    <w:p>
+      <w:pPr>
+        <w:spacing w:after="0" w:line="276" w:lineRule="auto"/>
+        <w:ind w:firstLine="708"/>
+        <w:rPr>
+          <w:lang w:val="en-US"/>
+        </w:rPr>
+      </w:pPr>
+      <w:r>
+        <w:rPr>
+          <w:lang w:val="en-US"/>
+        </w:rPr>
+        <w:t>def __add_</w:t>
+      </w:r>
+      <w:proofErr w:type="gramStart"/>
+      <w:r>
+        <w:rPr>
+          <w:lang w:val="en-US"/>
+        </w:rPr>
+        <w:t>_(</w:t>
+      </w:r>
+      <w:proofErr w:type="gramEnd"/>
+      <w:r>
+        <w:rPr>
+          <w:lang w:val="en-US"/>
+        </w:rPr>
+        <w:t>self, other):</w:t>
+      </w:r>
+    </w:p>
+    <w:p>
+      <w:pPr>
+        <w:spacing w:after="0" w:line="276" w:lineRule="auto"/>
+        <w:ind w:left="708" w:firstLine="708"/>
+        <w:rPr>
+          <w:lang w:val="en-US"/>
+        </w:rPr>
+      </w:pPr>
+      <w:r>
+        <w:rPr>
+          <w:lang w:val="en-US"/>
+        </w:rPr>
+        <w:t>return GF5_2(</w:t>
+      </w:r>
+      <w:proofErr w:type="spellStart"/>
+      <w:proofErr w:type="gramStart"/>
+      <w:r>
+        <w:rPr>
+          <w:lang w:val="en-US"/>
+        </w:rPr>
+        <w:t>self.a</w:t>
+      </w:r>
+      <w:proofErr w:type="spellEnd"/>
+      <w:proofErr w:type="gramEnd"/>
+      <w:r>
+        <w:rPr>
+          <w:lang w:val="en-US"/>
+        </w:rPr>
+        <w:t xml:space="preserve"> + </w:t>
+      </w:r>
+      <w:proofErr w:type="spellStart"/>
+      <w:proofErr w:type="gramStart"/>
+      <w:r>
+        <w:rPr>
+          <w:lang w:val="en-US"/>
+        </w:rPr>
+        <w:t>other.a</w:t>
+      </w:r>
+      <w:proofErr w:type="spellEnd"/>
+      <w:proofErr w:type="gramEnd"/>
+      <w:r>
+        <w:rPr>
+          <w:lang w:val="en-US"/>
+        </w:rPr>
+        <w:t xml:space="preserve">, </w:t>
+      </w:r>
+      <w:proofErr w:type="spellStart"/>
+      <w:proofErr w:type="gramStart"/>
+      <w:r>
+        <w:rPr>
+          <w:lang w:val="en-US"/>
+        </w:rPr>
+        <w:t>self.b</w:t>
+      </w:r>
+      <w:proofErr w:type="spellEnd"/>
+      <w:proofErr w:type="gramEnd"/>
+      <w:r>
+        <w:rPr>
+          <w:lang w:val="en-US"/>
+        </w:rPr>
+        <w:t xml:space="preserve"> + </w:t>
+      </w:r>
+      <w:proofErr w:type="spellStart"/>
+      <w:proofErr w:type="gramStart"/>
+      <w:r>
+        <w:rPr>
+          <w:lang w:val="en-US"/>
+        </w:rPr>
+        <w:t>other.b</w:t>
+      </w:r>
+      <w:proofErr w:type="spellEnd"/>
+      <w:proofErr w:type="gramEnd"/>
+      <w:r>
+        <w:rPr>
+          <w:lang w:val="en-US"/>
+        </w:rPr>
+        <w:t>)</w:t>
+      </w:r>
+    </w:p>
+    <w:p>
+      <w:pPr>
+        <w:spacing w:after="0" w:line="276" w:lineRule="auto"/>
+        <w:ind w:firstLine="708"/>
+        <w:rPr>
+          <w:lang w:val="en-US"/>
+        </w:rPr>
+      </w:pPr>
+      <w:r>
+        <w:rPr>
+          <w:lang w:val="en-US"/>
+        </w:rPr>
+        <w:t>def __sub_</w:t>
+      </w:r>
+      <w:proofErr w:type="gramStart"/>
+      <w:r>
+        <w:rPr>
+          <w:lang w:val="en-US"/>
+        </w:rPr>
+        <w:t>_(</w:t>
+      </w:r>
+      <w:proofErr w:type="gramEnd"/>
+      <w:r>
+        <w:rPr>
+          <w:lang w:val="en-US"/>
+        </w:rPr>
+        <w:t>self, other):</w:t>
+      </w:r>
+    </w:p>
+    <w:p>
+      <w:pPr>
+        <w:spacing w:after="0" w:line="276" w:lineRule="auto"/>
+        <w:ind w:left="708" w:firstLine="708"/>
+        <w:rPr>
+          <w:lang w:val="en-US"/>
+        </w:rPr>
+      </w:pPr>
+      <w:r>
+        <w:rPr>
+          <w:lang w:val="en-US"/>
+        </w:rPr>
+        <w:t>return GF5_2(</w:t>
+      </w:r>
+      <w:proofErr w:type="spellStart"/>
+      <w:proofErr w:type="gramStart"/>
+      <w:r>
+        <w:rPr>
+          <w:lang w:val="en-US"/>
+        </w:rPr>
+        <w:t>self.a</w:t>
+      </w:r>
+      <w:proofErr w:type="spellEnd"/>
+      <w:proofErr w:type="gramEnd"/>
+      <w:r>
+        <w:rPr>
+          <w:lang w:val="en-US"/>
+        </w:rPr>
+        <w:t xml:space="preserve"> - </w:t>
+      </w:r>
+      <w:proofErr w:type="spellStart"/>
+      <w:proofErr w:type="gramStart"/>
+      <w:r>
+        <w:rPr>
+          <w:lang w:val="en-US"/>
+        </w:rPr>
+        <w:t>other.a</w:t>
+      </w:r>
+      <w:proofErr w:type="spellEnd"/>
+      <w:proofErr w:type="gramEnd"/>
+      <w:r>
+        <w:rPr>
+          <w:lang w:val="en-US"/>
+        </w:rPr>
+        <w:t xml:space="preserve">, </w:t>
+      </w:r>
+      <w:proofErr w:type="spellStart"/>
+      <w:proofErr w:type="gramStart"/>
+      <w:r>
+        <w:rPr>
+          <w:lang w:val="en-US"/>
+        </w:rPr>
+        <w:t>self.b</w:t>
+      </w:r>
+      <w:proofErr w:type="spellEnd"/>
+      <w:proofErr w:type="gramEnd"/>
+      <w:r>
+        <w:rPr>
+          <w:lang w:val="en-US"/>
+        </w:rPr>
+        <w:t xml:space="preserve"> - </w:t>
+      </w:r>
+      <w:proofErr w:type="spellStart"/>
+      <w:proofErr w:type="gramStart"/>
+      <w:r>
+        <w:rPr>
+          <w:lang w:val="en-US"/>
+        </w:rPr>
+        <w:t>other.b</w:t>
+      </w:r>
+      <w:proofErr w:type="spellEnd"/>
+      <w:proofErr w:type="gramEnd"/>
+      <w:r>
+        <w:rPr>
+          <w:lang w:val="en-US"/>
+        </w:rPr>
+        <w:t>)</w:t>
+      </w:r>
+    </w:p>
+    <w:p>
+      <w:pPr>
+        <w:spacing w:after="0" w:line="276" w:lineRule="auto"/>
+        <w:ind w:firstLine="708"/>
+        <w:rPr>
+          <w:lang w:val="en-US"/>
+        </w:rPr>
+      </w:pPr>
+      <w:r>
+        <w:rPr>
+          <w:lang w:val="en-US"/>
+        </w:rPr>
+        <w:t>def __</w:t>
+      </w:r>
+      <w:proofErr w:type="spellStart"/>
+      <w:r>
+        <w:rPr>
+          <w:lang w:val="en-US"/>
+        </w:rPr>
+        <w:t>mul</w:t>
+      </w:r>
+      <w:proofErr w:type="spellEnd"/>
+      <w:r>
+        <w:rPr>
+          <w:lang w:val="en-US"/>
+        </w:rPr>
+        <w:t>_</w:t>
+      </w:r>
+      <w:proofErr w:type="gramStart"/>
+      <w:r>
+        <w:rPr>
+          <w:lang w:val="en-US"/>
+        </w:rPr>
+        <w:t>_(</w:t>
+      </w:r>
+      <w:proofErr w:type="gramEnd"/>
+      <w:r>
+        <w:rPr>
+          <w:lang w:val="en-US"/>
+        </w:rPr>
+        <w:t>self, other):</w:t>
+      </w:r>
+    </w:p>
+    <w:p>
+      <w:pPr>
+        <w:spacing w:after="0" w:line="276" w:lineRule="auto"/>
+        <w:ind w:left="708" w:firstLine="708"/>
+        <w:rPr>
+          <w:lang w:val="en-US"/>
+        </w:rPr>
+      </w:pPr>
+      <w:r>
+        <w:rPr>
+          <w:lang w:val="en-US"/>
+        </w:rPr>
+        <w:t xml:space="preserve"># beta^2 = 2*beta + 3 </w:t>
+      </w:r>
+      <w:r>
+        <w:t>по</w:t>
+      </w:r>
+      <w:r>
+        <w:rPr>
+          <w:lang w:val="en-US"/>
+        </w:rPr>
+        <w:t xml:space="preserve"> </w:t>
+      </w:r>
+      <w:r>
+        <w:t>условию</w:t>
+      </w:r>
+    </w:p>
+    <w:p>
+      <w:pPr>
+        <w:spacing w:after="0" w:line="276" w:lineRule="auto"/>
+        <w:ind w:left="708" w:firstLine="708"/>
+        <w:rPr>
+          <w:lang w:val="en-US"/>
+        </w:rPr>
+      </w:pPr>
+      <w:r>
+        <w:rPr>
+          <w:lang w:val="en-US"/>
+        </w:rPr>
+        <w:t>a = (</w:t>
+      </w:r>
+      <w:proofErr w:type="spellStart"/>
+      <w:proofErr w:type="gramStart"/>
+      <w:r>
+        <w:rPr>
+          <w:lang w:val="en-US"/>
+        </w:rPr>
+        <w:t>self.a</w:t>
+      </w:r>
+      <w:proofErr w:type="spellEnd"/>
+      <w:proofErr w:type="gramEnd"/>
+      <w:r>
+        <w:rPr>
+          <w:lang w:val="en-US"/>
+        </w:rPr>
+        <w:t xml:space="preserve"> * </w:t>
+      </w:r>
+      <w:proofErr w:type="spellStart"/>
+      <w:proofErr w:type="gramStart"/>
+      <w:r>
+        <w:rPr>
+          <w:lang w:val="en-US"/>
+        </w:rPr>
+        <w:t>other.a</w:t>
+      </w:r>
+      <w:proofErr w:type="spellEnd"/>
+      <w:proofErr w:type="gramEnd"/>
+      <w:r>
+        <w:rPr>
+          <w:lang w:val="en-US"/>
+        </w:rPr>
+        <w:t xml:space="preserve"> + 3 * </w:t>
+      </w:r>
+      <w:proofErr w:type="spellStart"/>
+      <w:proofErr w:type="gramStart"/>
+      <w:r>
+        <w:rPr>
+          <w:lang w:val="en-US"/>
+        </w:rPr>
+        <w:t>self.b</w:t>
+      </w:r>
+      <w:proofErr w:type="spellEnd"/>
+      <w:proofErr w:type="gramEnd"/>
+      <w:r>
+        <w:rPr>
+          <w:lang w:val="en-US"/>
+        </w:rPr>
+        <w:t xml:space="preserve"> * </w:t>
+      </w:r>
+      <w:proofErr w:type="spellStart"/>
+      <w:proofErr w:type="gramStart"/>
+      <w:r>
+        <w:rPr>
+          <w:lang w:val="en-US"/>
+        </w:rPr>
+        <w:t>other.b</w:t>
+      </w:r>
+      <w:proofErr w:type="spellEnd"/>
+      <w:proofErr w:type="gramEnd"/>
+      <w:r>
+        <w:rPr>
+          <w:lang w:val="en-US"/>
+        </w:rPr>
+        <w:t>) % MOD</w:t>
+      </w:r>
+    </w:p>
+    <w:p>
+      <w:pPr>
+        <w:spacing w:after="0" w:line="276" w:lineRule="auto"/>
+        <w:ind w:left="708" w:firstLine="708"/>
+        <w:rPr>
+          <w:lang w:val="en-US"/>
+        </w:rPr>
+      </w:pPr>
+      <w:r>
+        <w:rPr>
+          <w:lang w:val="en-US"/>
+        </w:rPr>
+        <w:t>b = (</w:t>
+      </w:r>
+      <w:proofErr w:type="spellStart"/>
+      <w:proofErr w:type="gramStart"/>
+      <w:r>
+        <w:rPr>
+          <w:lang w:val="en-US"/>
+        </w:rPr>
+        <w:t>self.a</w:t>
+      </w:r>
+      <w:proofErr w:type="spellEnd"/>
+      <w:proofErr w:type="gramEnd"/>
+      <w:r>
+        <w:rPr>
+          <w:lang w:val="en-US"/>
+        </w:rPr>
+        <w:t xml:space="preserve"> * </w:t>
+      </w:r>
+      <w:proofErr w:type="spellStart"/>
+      <w:proofErr w:type="gramStart"/>
+      <w:r>
+        <w:rPr>
+          <w:lang w:val="en-US"/>
+        </w:rPr>
+        <w:t>other.b</w:t>
+      </w:r>
+      <w:proofErr w:type="spellEnd"/>
+      <w:proofErr w:type="gramEnd"/>
+      <w:r>
+        <w:rPr>
+          <w:lang w:val="en-US"/>
+        </w:rPr>
+        <w:t xml:space="preserve"> + </w:t>
+      </w:r>
+      <w:proofErr w:type="spellStart"/>
+      <w:proofErr w:type="gramStart"/>
+      <w:r>
+        <w:rPr>
+          <w:lang w:val="en-US"/>
+        </w:rPr>
+        <w:t>self.b</w:t>
+      </w:r>
+      <w:proofErr w:type="spellEnd"/>
+      <w:proofErr w:type="gramEnd"/>
+      <w:r>
+        <w:rPr>
+          <w:lang w:val="en-US"/>
+        </w:rPr>
+        <w:t xml:space="preserve"> * </w:t>
+      </w:r>
+      <w:proofErr w:type="spellStart"/>
+      <w:proofErr w:type="gramStart"/>
+      <w:r>
+        <w:rPr>
+          <w:lang w:val="en-US"/>
+        </w:rPr>
+        <w:t>other.a</w:t>
+      </w:r>
+      <w:proofErr w:type="spellEnd"/>
+      <w:proofErr w:type="gramEnd"/>
+      <w:r>
+        <w:rPr>
+          <w:lang w:val="en-US"/>
+        </w:rPr>
+        <w:t xml:space="preserve"> + 2 * </w:t>
+      </w:r>
+      <w:proofErr w:type="spellStart"/>
+      <w:proofErr w:type="gramStart"/>
+      <w:r>
+        <w:rPr>
+          <w:lang w:val="en-US"/>
+        </w:rPr>
+        <w:t>self.b</w:t>
+      </w:r>
+      <w:proofErr w:type="spellEnd"/>
+      <w:proofErr w:type="gramEnd"/>
+      <w:r>
+        <w:rPr>
+          <w:lang w:val="en-US"/>
+        </w:rPr>
+        <w:t xml:space="preserve"> * </w:t>
+      </w:r>
+      <w:proofErr w:type="spellStart"/>
+      <w:proofErr w:type="gramStart"/>
+      <w:r>
+        <w:rPr>
+          <w:lang w:val="en-US"/>
+        </w:rPr>
+        <w:t>other.b</w:t>
+      </w:r>
+      <w:proofErr w:type="spellEnd"/>
+      <w:proofErr w:type="gramEnd"/>
+      <w:r>
+        <w:rPr>
+          <w:lang w:val="en-US"/>
+        </w:rPr>
+        <w:t>) % MOD</w:t>
+      </w:r>
+    </w:p>
+    <w:p>
+      <w:pPr>
+        <w:spacing w:after="0" w:line="276" w:lineRule="auto"/>
+        <w:ind w:left="708" w:firstLine="708"/>
+        <w:rPr>
+          <w:lang w:val="en-US"/>
+        </w:rPr>
+      </w:pPr>
+      <w:r>
+        <w:rPr>
+          <w:lang w:val="en-US"/>
+        </w:rPr>
+        <w:t>return GF5_2(a, b)</w:t>
+      </w:r>
+    </w:p>
+    <w:p>
+      <w:pPr>
+        <w:spacing w:after="0" w:line="276" w:lineRule="auto"/>
+        <w:ind w:firstLine="708"/>
+        <w:rPr>
+          <w:lang w:val="en-US"/>
+        </w:rPr>
+      </w:pPr>
+      <w:r>
+        <w:rPr>
+          <w:lang w:val="en-US"/>
+        </w:rPr>
+        <w:t>def __eq_</w:t>
+      </w:r>
+      <w:proofErr w:type="gramStart"/>
+      <w:r>
+        <w:rPr>
+          <w:lang w:val="en-US"/>
+        </w:rPr>
+        <w:t>_(</w:t>
+      </w:r>
+      <w:proofErr w:type="gramEnd"/>
+      <w:r>
+        <w:rPr>
+          <w:lang w:val="en-US"/>
+        </w:rPr>
+        <w:t>self, other):</w:t>
+      </w:r>
+    </w:p>
+    <w:p>
+      <w:pPr>
+        <w:spacing w:after="0" w:line="276" w:lineRule="auto"/>
+        <w:ind w:left="708" w:firstLine="708"/>
+        <w:rPr>
+          <w:lang w:val="en-US"/>
+        </w:rPr>
+      </w:pPr>
+      <w:r>
+        <w:rPr>
+          <w:lang w:val="en-US"/>
+        </w:rPr>
+        <w:t xml:space="preserve">return </w:t>
+      </w:r>
+      <w:proofErr w:type="spellStart"/>
+      <w:proofErr w:type="gramStart"/>
+      <w:r>
+        <w:rPr>
+          <w:lang w:val="en-US"/>
+        </w:rPr>
+        <w:t>self.a</w:t>
+      </w:r>
+      <w:proofErr w:type="spellEnd"/>
+      <w:proofErr w:type="gramEnd"/>
+      <w:r>
+        <w:rPr>
+          <w:lang w:val="en-US"/>
+        </w:rPr>
+        <w:t xml:space="preserve"> == </w:t>
+      </w:r>
+      <w:proofErr w:type="spellStart"/>
+      <w:proofErr w:type="gramStart"/>
+      <w:r>
+        <w:rPr>
+          <w:lang w:val="en-US"/>
+        </w:rPr>
+        <w:t>other.a</w:t>
+      </w:r>
+      <w:proofErr w:type="spellEnd"/>
+      <w:proofErr w:type="gramEnd"/>
+      <w:r>
+        <w:rPr>
+          <w:lang w:val="en-US"/>
+        </w:rPr>
+        <w:t xml:space="preserve"> and </w:t>
+      </w:r>
+      <w:proofErr w:type="spellStart"/>
+      <w:proofErr w:type="gramStart"/>
+      <w:r>
+        <w:rPr>
+          <w:lang w:val="en-US"/>
+        </w:rPr>
+        <w:t>self.b</w:t>
+      </w:r>
+      <w:proofErr w:type="spellEnd"/>
+      <w:proofErr w:type="gramEnd"/>
+      <w:r>
+        <w:rPr>
+          <w:lang w:val="en-US"/>
+        </w:rPr>
+        <w:t xml:space="preserve"> == </w:t>
+      </w:r>
+      <w:proofErr w:type="spellStart"/>
+      <w:proofErr w:type="gramStart"/>
+      <w:r>
+        <w:rPr>
+          <w:lang w:val="en-US"/>
+        </w:rPr>
+        <w:t>other.b</w:t>
+      </w:r>
+      <w:proofErr w:type="spellEnd"/>
+      <w:proofErr w:type="gramEnd"/>
+    </w:p>
+    <w:p>
+      <w:pPr>
+        <w:spacing w:after="0" w:line="276" w:lineRule="auto"/>
+        <w:ind w:firstLine="708"/>
+        <w:rPr>
+          <w:lang w:val="en-US"/>
+        </w:rPr>
+      </w:pPr>
+      <w:r>
+        <w:rPr>
+          <w:lang w:val="en-US"/>
+        </w:rPr>
+        <w:t>def __str__(self):</w:t>
+      </w:r>
+    </w:p>
+    <w:p>
+      <w:pPr>
+        <w:spacing w:after="0" w:line="276" w:lineRule="auto"/>
+        <w:ind w:left="708" w:firstLine="708"/>
+        <w:rPr>
+          <w:lang w:val="en-US"/>
+        </w:rPr>
+      </w:pPr>
+      <w:r>
+        <w:rPr>
+          <w:lang w:val="en-US"/>
+        </w:rPr>
+        <w:t>return f"{</w:t>
+      </w:r>
+      <w:proofErr w:type="spellStart"/>
+      <w:proofErr w:type="gramStart"/>
+      <w:r>
+        <w:rPr>
+          <w:lang w:val="en-US"/>
+        </w:rPr>
+        <w:t>self.a</w:t>
+      </w:r>
+      <w:proofErr w:type="spellEnd"/>
+      <w:proofErr w:type="gramEnd"/>
+      <w:r>
+        <w:rPr>
+          <w:lang w:val="en-US"/>
+        </w:rPr>
+        <w:t>} + {</w:t>
+      </w:r>
+      <w:proofErr w:type="spellStart"/>
+      <w:proofErr w:type="gramStart"/>
+      <w:r>
+        <w:rPr>
+          <w:lang w:val="en-US"/>
+        </w:rPr>
+        <w:t>self.b</w:t>
+      </w:r>
+      <w:proofErr w:type="spellEnd"/>
+      <w:proofErr w:type="gramEnd"/>
+      <w:r>
+        <w:rPr>
+          <w:lang w:val="en-US"/>
+        </w:rPr>
+        <w:t>}*</w:t>
+      </w:r>
+      <w:r>
+        <w:t>β</w:t>
+      </w:r>
+      <w:r>
+        <w:rPr>
+          <w:lang w:val="en-US"/>
+        </w:rPr>
+        <w:t>"</w:t>
+      </w:r>
+    </w:p>
+    <w:p>
+      <w:pPr>
+        <w:spacing w:after="0" w:line="276" w:lineRule="auto"/>
+      </w:pPr>
+      <w:r>
+        <w:t># Демонстрация</w:t>
+      </w:r>
+    </w:p>
+    <w:p>
+      <w:pPr>
+        <w:spacing w:after="0" w:line="276" w:lineRule="auto"/>
+      </w:pPr>
+      <w:r>
+        <w:t>x = GF5_2(3, 4)</w:t>
+      </w:r>
+    </w:p>
+    <w:p>
+      <w:pPr>
+        <w:spacing w:after="0" w:line="276" w:lineRule="auto"/>
+      </w:pPr>
+      <w:r>
+        <w:t>y = GF5_2(2, 1)</w:t>
+      </w:r>
+    </w:p>
+    <w:p>
+      <w:pPr>
+        <w:spacing w:after="0" w:line="276" w:lineRule="auto"/>
+      </w:pPr>
+      <w:proofErr w:type="spellStart"/>
+      <w:proofErr w:type="gramStart"/>
+      <w:r>
+        <w:t>print</w:t>
+      </w:r>
+      <w:proofErr w:type="spellEnd"/>
+      <w:r>
+        <w:t>(</w:t>
+      </w:r>
+      <w:proofErr w:type="spellStart"/>
+      <w:proofErr w:type="gramEnd"/>
+      <w:r>
+        <w:t>f"Умножение</w:t>
+      </w:r>
+      <w:proofErr w:type="spellEnd"/>
+      <w:r>
+        <w:t xml:space="preserve"> в </w:t>
+      </w:r>
+      <w:proofErr w:type="gramStart"/>
+      <w:r>
+        <w:t>GF(</w:t>
+      </w:r>
+      <w:proofErr w:type="gramEnd"/>
+      <w:r>
+        <w:t>5^2): ({x}) * ({y}) = {x * y}")</w:t>
+      </w:r>
+    </w:p>
+    <w:p>
+      <w:pPr>
+        <w:spacing w:after="0" w:line="276" w:lineRule="auto"/>
+        <w:rPr>
+          <w:b/>
+          <w:bCs/>
+        </w:rPr>
+      </w:pPr>
+      <w:r>
+        <w:rPr>
+          <w:b/>
+          <w:bCs/>
+        </w:rPr>
+        <w:t xml:space="preserve">Задание 3. Нахождение обратного элемента в поле </w:t>
+      </w:r>
+      <w:proofErr w:type="gramStart"/>
+      <w:r>
+        <w:rPr>
+          <w:b/>
+          <w:bCs/>
+        </w:rPr>
+        <w:t>GF(</w:t>
+      </w:r>
+      <w:proofErr w:type="gramEnd"/>
+      <w:r>
+        <w:rPr>
+          <w:b/>
+          <w:bCs/>
+        </w:rPr>
+        <w:t>3^2)</w:t>
+      </w:r>
+    </w:p>
+    <w:p>
+      <w:pPr>
+        <w:spacing w:after="0" w:line="276" w:lineRule="auto"/>
+        <w:rPr>
+          <w:b/>
+          <w:bCs/>
+        </w:rPr>
+      </w:pPr>
+      <w:r>
+        <w:rPr>
+          <w:b/>
+          <w:bCs/>
+        </w:rPr>
+        <w:t>Условие:</w:t>
+      </w:r>
+    </w:p>
+    <w:p>
+      <w:pPr>
+        <w:spacing w:after="0" w:line="276" w:lineRule="auto"/>
+      </w:pPr>
+      <w:r>
+        <w:t>Используя поле из Задания 1, найдите обратный элемент для (1 + 2</w:t>
+      </w:r>
+      <w:r>
+        <w:rPr>
+          <w:rFonts w:ascii="Cambria Math" w:hAnsi="Cambria Math" w:cs="Cambria Math"/>
+        </w:rPr>
+        <w:t>𝛼</w:t>
+      </w:r>
+      <w:r>
+        <w:t xml:space="preserve">) в поле </w:t>
+      </w:r>
+      <w:proofErr w:type="gramStart"/>
+      <w:r>
+        <w:t>GF(</w:t>
+      </w:r>
+      <w:proofErr w:type="gramEnd"/>
+      <w:r>
+        <w:t>3^2).</w:t>
+      </w:r>
+    </w:p>
+    <w:p>
+      <w:pPr>
+        <w:spacing w:after="0" w:line="276" w:lineRule="auto"/>
+        <w:rPr>
+          <w:b/>
+          <w:bCs/>
+        </w:rPr>
+      </w:pPr>
+      <w:r>
+        <w:rPr>
+          <w:b/>
+          <w:bCs/>
+        </w:rPr>
+        <w:t>Пример кода:</w:t>
+      </w:r>
+    </w:p>
+    <w:p>
+      <w:pPr>
+        <w:spacing w:after="0" w:line="276" w:lineRule="auto"/>
+      </w:pPr>
+      <w:r>
+        <w:t># Используем класс GF3_2 из Задания 1</w:t>
+      </w:r>
+    </w:p>
+    <w:p>
+      <w:pPr>
+        <w:spacing w:after="0" w:line="276" w:lineRule="auto"/>
+      </w:pPr>
+      <w:r>
+        <w:t>x = GF3_2(1, 2)</w:t>
+      </w:r>
+    </w:p>
+    <w:p>
+      <w:pPr>
+        <w:spacing w:after="0" w:line="276" w:lineRule="auto"/>
+      </w:pPr>
+      <w:proofErr w:type="spellStart"/>
+      <w:proofErr w:type="gramStart"/>
+      <w:r>
+        <w:t>print</w:t>
+      </w:r>
+      <w:proofErr w:type="spellEnd"/>
+      <w:r>
+        <w:t>(</w:t>
+      </w:r>
+      <w:proofErr w:type="spellStart"/>
+      <w:proofErr w:type="gramEnd"/>
+      <w:r>
+        <w:t>f"Ищем</w:t>
+      </w:r>
+      <w:proofErr w:type="spellEnd"/>
+      <w:r>
+        <w:t xml:space="preserve"> обратный элемент для {x}...")</w:t>
+      </w:r>
+    </w:p>
+    <w:p>
+      <w:pPr>
+        <w:spacing w:after="0" w:line="276" w:lineRule="auto"/>
+      </w:pPr>
+      <w:proofErr w:type="spellStart"/>
+      <w:r>
+        <w:t>inv</w:t>
+      </w:r>
+      <w:proofErr w:type="spellEnd"/>
+      <w:r>
+        <w:t xml:space="preserve"> = </w:t>
+      </w:r>
+      <w:proofErr w:type="spellStart"/>
+      <w:proofErr w:type="gramStart"/>
+      <w:r>
+        <w:t>x.inverse</w:t>
+      </w:r>
+      <w:proofErr w:type="spellEnd"/>
+      <w:proofErr w:type="gramEnd"/>
+      <w:r>
+        <w:t>()</w:t>
+      </w:r>
+    </w:p>
+    <w:p>
+      <w:pPr>
+        <w:spacing w:after="0" w:line="276" w:lineRule="auto"/>
+      </w:pPr>
+      <w:proofErr w:type="spellStart"/>
+      <w:proofErr w:type="gramStart"/>
+      <w:r>
+        <w:t>print</w:t>
+      </w:r>
+      <w:proofErr w:type="spellEnd"/>
+      <w:r>
+        <w:t>(</w:t>
+      </w:r>
+      <w:proofErr w:type="spellStart"/>
+      <w:proofErr w:type="gramEnd"/>
+      <w:r>
+        <w:t>f"Обратный</w:t>
+      </w:r>
+      <w:proofErr w:type="spellEnd"/>
+      <w:r>
+        <w:t xml:space="preserve"> элемент: {</w:t>
+      </w:r>
+      <w:proofErr w:type="spellStart"/>
+      <w:r>
+        <w:t>inv</w:t>
+      </w:r>
+      <w:proofErr w:type="spellEnd"/>
+      <w:r>
+        <w:t>}")</w:t>
+      </w:r>
+    </w:p>
+    <w:p>
+      <w:pPr>
+        <w:spacing w:after="0" w:line="276" w:lineRule="auto"/>
+      </w:pPr>
+      <w:proofErr w:type="spellStart"/>
+      <w:proofErr w:type="gramStart"/>
+      <w:r>
+        <w:t>print</w:t>
+      </w:r>
+      <w:proofErr w:type="spellEnd"/>
+      <w:r>
+        <w:t>(</w:t>
+      </w:r>
+      <w:proofErr w:type="spellStart"/>
+      <w:proofErr w:type="gramEnd"/>
+      <w:r>
+        <w:t>f"Проверка</w:t>
+      </w:r>
+      <w:proofErr w:type="spellEnd"/>
+      <w:r>
+        <w:t>: {x} * {</w:t>
+      </w:r>
+      <w:proofErr w:type="spellStart"/>
+      <w:r>
+        <w:t>inv</w:t>
+      </w:r>
+      <w:proofErr w:type="spellEnd"/>
+      <w:r>
+        <w:t xml:space="preserve">} = {x * </w:t>
+      </w:r>
+      <w:proofErr w:type="spellStart"/>
+      <w:r>
+        <w:t>inv</w:t>
+      </w:r>
+      <w:proofErr w:type="spellEnd"/>
+      <w:r>
+        <w:t>}")</w:t>
+      </w:r>
+    </w:p>
+    <w:p>
+      <w:pPr>
+        <w:spacing w:after="0" w:line="276" w:lineRule="auto"/>
+        <w:rPr>
+          <w:b/>
+          <w:bCs/>
+        </w:rPr>
+      </w:pPr>
+      <w:r>
+        <w:rPr>
+          <w:b/>
+          <w:bCs/>
+        </w:rPr>
+        <w:t xml:space="preserve">Задание 4. Построение поля </w:t>
+      </w:r>
+      <w:proofErr w:type="gramStart"/>
+      <w:r>
+        <w:rPr>
+          <w:b/>
+          <w:bCs/>
+        </w:rPr>
+        <w:t>GF(</w:t>
+      </w:r>
+      <w:proofErr w:type="gramEnd"/>
+      <w:r>
+        <w:rPr>
+          <w:b/>
+          <w:bCs/>
+        </w:rPr>
+        <w:t>7^2)</w:t>
+      </w:r>
+    </w:p>
+    <w:p>
+      <w:pPr>
+        <w:spacing w:after="0" w:line="276" w:lineRule="auto"/>
+        <w:rPr>
+          <w:b/>
+          <w:bCs/>
+        </w:rPr>
+      </w:pPr>
+      <w:r>
+        <w:rPr>
+          <w:b/>
+          <w:bCs/>
+        </w:rPr>
+        <w:t>Условие:</w:t>
+      </w:r>
+    </w:p>
+    <w:p>
+      <w:pPr>
+        <w:spacing w:after="0" w:line="276" w:lineRule="auto"/>
+      </w:pPr>
+      <w:r>
+        <w:t>• Выберите неприводимый многочлен степени 2 над (F_7).</w:t>
+      </w:r>
+    </w:p>
+    <w:p>
+      <w:pPr>
+        <w:spacing w:after="0" w:line="276" w:lineRule="auto"/>
+      </w:pPr>
+      <w:r>
+        <w:t xml:space="preserve">• Запишите все элементы поля </w:t>
+      </w:r>
+      <w:proofErr w:type="gramStart"/>
+      <w:r>
+        <w:t>GF(</w:t>
+      </w:r>
+      <w:proofErr w:type="gramEnd"/>
+      <w:r>
+        <w:t>7^2) в полиномиальной форме (a + b</w:t>
+      </w:r>
+      <w:r>
+        <w:rPr>
+          <w:rFonts w:ascii="Cambria Math" w:hAnsi="Cambria Math" w:cs="Cambria Math"/>
+        </w:rPr>
+        <w:t>𝛾</w:t>
+      </w:r>
+      <w:r>
+        <w:t>), где (</w:t>
+      </w:r>
+      <w:r>
+        <w:rPr>
+          <w:rFonts w:ascii="Cambria Math" w:hAnsi="Cambria Math" w:cs="Cambria Math"/>
+        </w:rPr>
+        <w:t>𝛾</w:t>
+      </w:r>
+      <w:r>
+        <w:t>) — корень выбранного многочлена.</w:t>
+      </w:r>
+    </w:p>
+    <w:p>
+      <w:pPr>
+        <w:spacing w:after="0" w:line="276" w:lineRule="auto"/>
+      </w:pPr>
+      <w:r>
+        <w:t>• Определите правило умножения (выразите (</w:t>
+      </w:r>
+      <w:r>
+        <w:rPr>
+          <w:rFonts w:ascii="Cambria Math" w:hAnsi="Cambria Math" w:cs="Cambria Math"/>
+        </w:rPr>
+        <w:t>𝛾</w:t>
+      </w:r>
+      <w:r>
+        <w:t xml:space="preserve">^2) через </w:t>
+      </w:r>
+      <w:r>
+        <w:rPr>
+          <w:rFonts w:ascii="Cambria Math" w:hAnsi="Cambria Math" w:cs="Cambria Math"/>
+        </w:rPr>
+        <w:t>𝛾</w:t>
+      </w:r>
+      <w:r>
+        <w:t xml:space="preserve"> и константу).</w:t>
+      </w:r>
+    </w:p>
+    <w:p>
+      <w:pPr>
+        <w:spacing w:after="0" w:line="276" w:lineRule="auto"/>
+      </w:pPr>
+      <w:r>
+        <w:t>• Найдите произведение элементов (3 + 5</w:t>
+      </w:r>
+      <w:r>
+        <w:rPr>
+          <w:rFonts w:ascii="Cambria Math" w:hAnsi="Cambria Math" w:cs="Cambria Math"/>
+        </w:rPr>
+        <w:t>𝛾</w:t>
+      </w:r>
+      <w:r>
+        <w:t>) * (4 + 6</w:t>
+      </w:r>
+      <w:r>
+        <w:rPr>
+          <w:rFonts w:ascii="Cambria Math" w:hAnsi="Cambria Math" w:cs="Cambria Math"/>
+        </w:rPr>
+        <w:t>𝛾</w:t>
+      </w:r>
+      <w:r>
+        <w:t>).</w:t>
+      </w:r>
+    </w:p>
+    <w:p>
+      <w:pPr>
+        <w:spacing w:after="0" w:line="276" w:lineRule="auto"/>
+        <w:rPr>
+          <w:b/>
+          <w:bCs/>
+        </w:rPr>
+      </w:pPr>
+      <w:r>
+        <w:rPr>
+          <w:b/>
+          <w:bCs/>
+        </w:rPr>
+        <w:t>Подсказка:</w:t>
+      </w:r>
+    </w:p>
+    <w:p>
+      <w:pPr>
+        <w:spacing w:after="0" w:line="276" w:lineRule="auto"/>
+      </w:pPr>
+      <w:r>
+        <w:t>Проверьте неприводимость, подставляя значения из {</w:t>
+      </w:r>
+      <w:proofErr w:type="gramStart"/>
+      <w:r>
+        <w:t>0,...</w:t>
+      </w:r>
+      <w:proofErr w:type="gramEnd"/>
+      <w:r>
+        <w:t>,6} в кандидат на многочлен.</w:t>
+      </w:r>
+    </w:p>
+    <w:p>
+      <w:pPr>
+        <w:spacing w:after="0" w:line="276" w:lineRule="auto"/>
+      </w:pPr>
+      <w:r>
+        <w:lastRenderedPageBreak/>
+        <w:t>Решение:</w:t>
+      </w:r>
+    </w:p>
+    <w:p>
+      <w:pPr>
+        <w:spacing w:after="0" w:line="276" w:lineRule="auto"/>
+      </w:pPr>
+      <w:r>
+        <w:rPr>
+          <w:b/>
+          <w:bCs/>
+          <w:noProof/>
+        </w:rPr>
+        <w:drawing>
+          <wp:inline distT="0" distB="0" distL="0" distR="0" wp14:anchorId="5539842E" wp14:editId="65BD5082">
+            <wp:extent cx="6120765" cy="6015990"/>
+            <wp:effectExtent l="0" t="0" r="0" b="3810"/>
+            <wp:docPr id="1717955843" name="Рисунок 1"/>
+            <wp:cNvGraphicFramePr>
+              <a:graphicFrameLocks xmlns:a="http://schemas.openxmlformats.org/drawingml/2006/main" noChangeAspect="1"/>
+            </wp:cNvGraphicFramePr>
+            <a:graphic xmlns:a="http://schemas.openxmlformats.org/drawingml/2006/main">
+              <a:graphicData uri="http://schemas.openxmlformats.org/drawingml/2006/picture">
+                <pic:pic xmlns:pic="http://schemas.openxmlformats.org/drawingml/2006/picture">
+                  <pic:nvPicPr>
+                    <pic:cNvPr id="1717955843" name=""/>
+                    <pic:cNvPicPr/>
+                  </pic:nvPicPr>
+                  <pic:blipFill>
+                    <a:blip r:embed="rId6"/>
+                    <a:stretch>
+                      <a:fillRect/>
+                    </a:stretch>
+                  </pic:blipFill>
+                  <pic:spPr>
+                    <a:xfrm>
+                      <a:off x="0" y="0"/>
+                      <a:ext cx="6120765" cy="6015990"/>
+                    </a:xfrm>
+                    <a:prstGeom prst="rect">
+                      <a:avLst/>
+                    </a:prstGeom>
+                  </pic:spPr>
+                </pic:pic>
+              </a:graphicData>
+            </a:graphic>
+          </wp:inline>
+        </w:drawing>
+      </w:r>
+    </w:p>
+    <w:p>
+      <w:pPr>
+        <w:spacing w:after="0" w:line="276" w:lineRule="auto"/>
+      </w:pPr>
+      <w:r>
+        <w:t xml:space="preserve">Для поля </w:t>
+      </w:r>
+      <w:proofErr w:type="gramStart"/>
+      <w:r>
+        <w:t>GF(</w:t>
+      </w:r>
+      <w:proofErr w:type="gramEnd"/>
+      <w:r>
+        <w:t>7</w:t>
+      </w:r>
+      <w:r>
+        <w:t>^2</w:t>
+      </w:r>
+      <w:r>
+        <w:t>) выбран неприводимый многочлен x</w:t>
+      </w:r>
+      <w:r>
+        <w:t>^2</w:t>
+      </w:r>
+      <w:r>
+        <w:t xml:space="preserve"> + 1. Элементы поля представлены в виде a + </w:t>
+      </w:r>
+      <w:proofErr w:type="spellStart"/>
+      <w:r>
+        <w:t>b·γ</w:t>
+      </w:r>
+      <w:proofErr w:type="spellEnd"/>
+      <w:r>
+        <w:t>, где γ</w:t>
+      </w:r>
+      <w:r>
+        <w:t>^2</w:t>
+      </w:r>
+      <w:r>
+        <w:t xml:space="preserve"> = -1 ≡ 6 </w:t>
+      </w:r>
+      <w:proofErr w:type="spellStart"/>
+      <w:r>
+        <w:t>mod</w:t>
+      </w:r>
+      <w:proofErr w:type="spellEnd"/>
+      <w:r>
+        <w:t xml:space="preserve"> 7.</w:t>
+      </w:r>
+    </w:p>
+    <w:p>
+      <w:pPr>
+        <w:spacing w:after="0" w:line="276" w:lineRule="auto"/>
+      </w:pPr>
+      <w:r>
+        <w:t>Реализован класс GF7_2 с методами:</w:t>
+      </w:r>
+    </w:p>
+    <w:p>
+      <w:pPr>
+        <w:numPr>
+          <w:ilvl w:val="0"/>
+          <w:numId w:val="1"/>
+        </w:numPr>
+        <w:spacing w:after="0" w:line="276" w:lineRule="auto"/>
+      </w:pPr>
+      <w:r>
+        <w:t>__</w:t>
+      </w:r>
+      <w:proofErr w:type="spellStart"/>
+      <w:r>
+        <w:t>init</w:t>
+      </w:r>
+      <w:proofErr w:type="spellEnd"/>
+      <w:r>
+        <w:t>_</w:t>
+      </w:r>
+      <w:proofErr w:type="gramStart"/>
+      <w:r>
+        <w:t>_(</w:t>
+      </w:r>
+      <w:proofErr w:type="gramEnd"/>
+      <w:r>
+        <w:t>): инициализация элемента;</w:t>
+      </w:r>
+    </w:p>
+    <w:p>
+      <w:pPr>
+        <w:numPr>
+          <w:ilvl w:val="0"/>
+          <w:numId w:val="1"/>
+        </w:numPr>
+        <w:spacing w:after="0" w:line="276" w:lineRule="auto"/>
+      </w:pPr>
+      <w:r>
+        <w:t>__</w:t>
+      </w:r>
+      <w:proofErr w:type="spellStart"/>
+      <w:r>
+        <w:t>mul</w:t>
+      </w:r>
+      <w:proofErr w:type="spellEnd"/>
+      <w:r>
+        <w:t>_</w:t>
+      </w:r>
+      <w:proofErr w:type="gramStart"/>
+      <w:r>
+        <w:t>_(</w:t>
+      </w:r>
+      <w:proofErr w:type="gramEnd"/>
+      <w:r>
+        <w:t>): умножение с учётом γ</w:t>
+      </w:r>
+      <w:r>
+        <w:t>^2</w:t>
+      </w:r>
+      <w:r>
+        <w:t xml:space="preserve"> = 6;</w:t>
+      </w:r>
+    </w:p>
+    <w:p>
+      <w:pPr>
+        <w:numPr>
+          <w:ilvl w:val="0"/>
+          <w:numId w:val="1"/>
+        </w:numPr>
+        <w:spacing w:after="0" w:line="276" w:lineRule="auto"/>
+      </w:pPr>
+      <w:r>
+        <w:t>__</w:t>
+      </w:r>
+      <w:proofErr w:type="spellStart"/>
+      <w:r>
+        <w:t>str</w:t>
+      </w:r>
+      <w:proofErr w:type="spellEnd"/>
+      <w:r>
+        <w:t>_</w:t>
+      </w:r>
+      <w:proofErr w:type="gramStart"/>
+      <w:r>
+        <w:t>_(</w:t>
+      </w:r>
+      <w:proofErr w:type="gramEnd"/>
+      <w:r>
+        <w:t>): строковое представление.</w:t>
+      </w:r>
+    </w:p>
+    <w:p>
+      <w:pPr>
+        <w:spacing w:after="0" w:line="276" w:lineRule="auto"/>
+      </w:pPr>
+    </w:p>
+    <w:p>
+      <w:pPr>
+        <w:spacing w:after="0" w:line="276" w:lineRule="auto"/>
+      </w:pPr>
+      <w:r>
+        <w:t>Вывод программы:</w:t>
+      </w:r>
+    </w:p>
+    <w:p>
+      <w:pPr>
+        <w:spacing w:after="0" w:line="276" w:lineRule="auto"/>
+        <w:jc w:val="center"/>
+      </w:pPr>
+      <w:r>
+        <w:rPr>
+          <w:noProof/>
+        </w:rPr>
+        <w:drawing>
+          <wp:inline distT="0" distB="0" distL="0" distR="0" wp14:anchorId="07608969" wp14:editId="1D844721">
+            <wp:extent cx="3296110" cy="533474"/>
+            <wp:effectExtent l="0" t="0" r="0" b="0"/>
+            <wp:docPr id="96429370" name="Рисунок 1"/>
+            <wp:cNvGraphicFramePr>
+              <a:graphicFrameLocks xmlns:a="http://schemas.openxmlformats.org/drawingml/2006/main" noChangeAspect="1"/>
+            </wp:cNvGraphicFramePr>
+            <a:graphic xmlns:a="http://schemas.openxmlformats.org/drawingml/2006/main">
+              <a:graphicData uri="http://schemas.openxmlformats.org/drawingml/2006/picture">
+                <pic:pic xmlns:pic="http://schemas.openxmlformats.org/drawingml/2006/picture">
+                  <pic:nvPicPr>
+                    <pic:cNvPr id="96429370" name=""/>
+                    <pic:cNvPicPr/>
+                  </pic:nvPicPr>
+                  <pic:blipFill>
+                    <a:blip r:embed="rId7"/>
+                    <a:stretch>
+                      <a:fillRect/>
+                    </a:stretch>
+                  </pic:blipFill>
+                  <pic:spPr>
+                    <a:xfrm>
+                      <a:off x="0" y="0"/>
+                      <a:ext cx="3296110" cy="533474"/>
+                    </a:xfrm>
+                    <a:prstGeom prst="rect">
+                      <a:avLst/>
+                    </a:prstGeom>
+                  </pic:spPr>
+                </pic:pic>
+              </a:graphicData>
+            </a:graphic>
+          </wp:inline>
+        </w:drawing>
+      </w:r>
+    </w:p>
+    <w:p>
+      <w:pPr>
+        <w:spacing w:after="0" w:line="276" w:lineRule="auto"/>
+        <w:rPr>
+          <w:b/>
+          <w:bCs/>
+        </w:rPr>
+      </w:pPr>
+      <w:r>
+        <w:rPr>
+          <w:b/>
+          <w:bCs/>
+        </w:rPr>
+        <w:t xml:space="preserve">Задание 5. Нахождение обратного элемента в поле </w:t>
+      </w:r>
+      <w:proofErr w:type="gramStart"/>
+      <w:r>
+        <w:rPr>
+          <w:b/>
+          <w:bCs/>
+        </w:rPr>
+        <w:t>GF(</w:t>
+      </w:r>
+      <w:proofErr w:type="gramEnd"/>
+      <w:r>
+        <w:rPr>
+          <w:b/>
+          <w:bCs/>
+        </w:rPr>
+        <w:t>5^2)</w:t>
+      </w:r>
+    </w:p>
+    <w:p>
+      <w:pPr>
+        <w:spacing w:after="0" w:line="276" w:lineRule="auto"/>
+        <w:rPr>
+          <w:b/>
+          <w:bCs/>
+        </w:rPr>
+      </w:pPr>
+      <w:r>
+        <w:rPr>
+          <w:b/>
+          <w:bCs/>
+        </w:rPr>
+        <w:t>Условие:</w:t>
+      </w:r>
+    </w:p>
+    <w:p>
+      <w:pPr>
+        <w:spacing w:after="0" w:line="276" w:lineRule="auto"/>
+      </w:pPr>
+      <w:r>
+        <w:lastRenderedPageBreak/>
+        <w:t xml:space="preserve">Для поля </w:t>
+      </w:r>
+      <w:proofErr w:type="gramStart"/>
+      <w:r>
+        <w:t>GF(</w:t>
+      </w:r>
+      <w:proofErr w:type="gramEnd"/>
+      <w:r>
+        <w:t>5^2) с неприводимым многочленом (x^2 + x + 2) (проверьте неприводимость</w:t>
+      </w:r>
+      <w:r>
+        <w:t xml:space="preserve"> </w:t>
+      </w:r>
+      <w:r>
+        <w:t>самостоятельно):</w:t>
+      </w:r>
+    </w:p>
+    <w:p>
+      <w:pPr>
+        <w:spacing w:after="0" w:line="276" w:lineRule="auto"/>
+      </w:pPr>
+      <w:r>
+        <w:t>• Запишите соотношение для (</w:t>
+      </w:r>
+      <w:r>
+        <w:rPr>
+          <w:rFonts w:ascii="Cambria Math" w:hAnsi="Cambria Math" w:cs="Cambria Math"/>
+        </w:rPr>
+        <w:t>𝛾</w:t>
+      </w:r>
+      <w:r>
+        <w:t>^2), где (</w:t>
+      </w:r>
+      <w:r>
+        <w:rPr>
+          <w:rFonts w:ascii="Cambria Math" w:hAnsi="Cambria Math" w:cs="Cambria Math"/>
+        </w:rPr>
+        <w:t>𝛾</w:t>
+      </w:r>
+      <w:r>
+        <w:t>) — корень многочлена.</w:t>
+      </w:r>
+    </w:p>
+    <w:p>
+      <w:pPr>
+        <w:spacing w:after="0" w:line="276" w:lineRule="auto"/>
+      </w:pPr>
+      <w:r>
+        <w:t>• Найдите обратный элемент для (2 + 3</w:t>
+      </w:r>
+      <w:r>
+        <w:rPr>
+          <w:rFonts w:ascii="Cambria Math" w:hAnsi="Cambria Math" w:cs="Cambria Math"/>
+        </w:rPr>
+        <w:t>𝛾</w:t>
+      </w:r>
+      <w:r>
+        <w:t>).</w:t>
+      </w:r>
+    </w:p>
+    <w:p>
+      <w:pPr>
+        <w:spacing w:after="0" w:line="276" w:lineRule="auto"/>
+      </w:pPr>
+      <w:r>
+        <w:t>• Проверьте результат, умножив исходный элемент на найденный обратный.</w:t>
+      </w:r>
+    </w:p>
+    <w:p>
+      <w:pPr>
+        <w:spacing w:after="0" w:line="276" w:lineRule="auto"/>
+        <w:rPr>
+          <w:b/>
+          <w:bCs/>
+        </w:rPr>
+      </w:pPr>
+      <w:r>
+        <w:rPr>
+          <w:b/>
+          <w:bCs/>
+        </w:rPr>
+        <w:t>Подсказка:</w:t>
+      </w:r>
+    </w:p>
+    <w:p>
+      <w:pPr>
+        <w:spacing w:after="0" w:line="276" w:lineRule="auto"/>
+      </w:pPr>
+      <w:r>
+        <w:t>Используйте систему уравнений, аналогично примеру из Задания 3.</w:t>
+      </w:r>
+    </w:p>
+    <w:p>
+      <w:pPr>
+        <w:spacing w:after="0" w:line="276" w:lineRule="auto"/>
+      </w:pPr>
+      <w:r>
+        <w:t>Решение:</w:t>
+      </w:r>
+    </w:p>
+    <w:p>
+      <w:pPr>
+        <w:spacing w:after="0" w:line="276" w:lineRule="auto"/>
+      </w:pPr>
+      <w:r>
+        <w:rPr>
+          <w:noProof/>
+        </w:rPr>
+        <w:drawing>
+          <wp:inline distT="0" distB="0" distL="0" distR="0" wp14:anchorId="0AFAD3C1" wp14:editId="1C7F8906">
+            <wp:extent cx="6120765" cy="5303520"/>
+            <wp:effectExtent l="0" t="0" r="0" b="0"/>
+            <wp:docPr id="530957080" name="Рисунок 1"/>
+            <wp:cNvGraphicFramePr>
+              <a:graphicFrameLocks xmlns:a="http://schemas.openxmlformats.org/drawingml/2006/main" noChangeAspect="1"/>
+            </wp:cNvGraphicFramePr>
+            <a:graphic xmlns:a="http://schemas.openxmlformats.org/drawingml/2006/main">
+              <a:graphicData uri="http://schemas.openxmlformats.org/drawingml/2006/picture">
+                <pic:pic xmlns:pic="http://schemas.openxmlformats.org/drawingml/2006/picture">
+                  <pic:nvPicPr>
+                    <pic:cNvPr id="530957080" name=""/>
+                    <pic:cNvPicPr/>
+                  </pic:nvPicPr>
+                  <pic:blipFill>
+                    <a:blip r:embed="rId8"/>
+                    <a:stretch>
+                      <a:fillRect/>
+                    </a:stretch>
+                  </pic:blipFill>
+                  <pic:spPr>
+                    <a:xfrm>
+                      <a:off x="0" y="0"/>
+                      <a:ext cx="6120765" cy="5303520"/>
+                    </a:xfrm>
+                    <a:prstGeom prst="rect">
+                      <a:avLst/>
+                    </a:prstGeom>
+                  </pic:spPr>
+                </pic:pic>
+              </a:graphicData>
+            </a:graphic>
+          </wp:inline>
+        </w:drawing>
+      </w:r>
+    </w:p>
+    <w:p>
+      <w:pPr>
+        <w:spacing w:after="0" w:line="276" w:lineRule="auto"/>
+        <w:rPr>
+          <w:lang w:val="en-US"/>
+        </w:rPr>
+      </w:pPr>
+      <w:r>
+        <w:t xml:space="preserve">В дополнение к </w:t>
+      </w:r>
+      <w:r>
+        <w:t>классу из предыдущего задания, была реализована функция</w:t>
+      </w:r>
+      <w:r>
+        <w:t xml:space="preserve"> </w:t>
+      </w:r>
+      <w:proofErr w:type="spellStart"/>
+      <w:r>
+        <w:t>inverse</w:t>
+      </w:r>
+      <w:proofErr w:type="spellEnd"/>
+      <w:r>
+        <w:t>(</w:t>
+      </w:r>
+      <w:proofErr w:type="spellStart"/>
+      <w:r>
+        <w:t>self</w:t>
+      </w:r>
+      <w:proofErr w:type="spellEnd"/>
+      <w:r>
+        <w:t>): находит обратный элемент путём решения системы линейных уравнений или перебором, используя условие, что произведение элемента на его обратный даёт единицу (1 + 0·</w:t>
+      </w:r>
+      <w:r>
+        <w:rPr>
+          <w:lang w:val="en-US"/>
+        </w:rPr>
+        <w:t>y</w:t>
+      </w:r>
+      <w:r>
+        <w:t>).</w:t>
+      </w:r>
+    </w:p>
+    <w:p>
+      <w:pPr>
+        <w:spacing w:after="0" w:line="276" w:lineRule="auto"/>
+      </w:pPr>
+      <w:r>
+        <w:br/>
+        <w:t>Вывод:</w:t>
+      </w:r>
+    </w:p>
+    <w:p>
+      <w:pPr>
+        <w:spacing w:after="0" w:line="276" w:lineRule="auto"/>
+      </w:pPr>
+      <w:r>
+        <w:rPr>
+          <w:noProof/>
+        </w:rPr>
+        <w:lastRenderedPageBreak/>
+        <w:drawing>
+          <wp:inline distT="0" distB="0" distL="0" distR="0" wp14:anchorId="619A437E" wp14:editId="2CD094ED">
+            <wp:extent cx="6120765" cy="1019175"/>
+            <wp:effectExtent l="0" t="0" r="0" b="9525"/>
+            <wp:docPr id="356741438" name="Рисунок 1"/>
+            <wp:cNvGraphicFramePr>
+              <a:graphicFrameLocks xmlns:a="http://schemas.openxmlformats.org/drawingml/2006/main" noChangeAspect="1"/>
+            </wp:cNvGraphicFramePr>
+            <a:graphic xmlns:a="http://schemas.openxmlformats.org/drawingml/2006/main">
+              <a:graphicData uri="http://schemas.openxmlformats.org/drawingml/2006/picture">
+                <pic:pic xmlns:pic="http://schemas.openxmlformats.org/drawingml/2006/picture">
+                  <pic:nvPicPr>
+                    <pic:cNvPr id="356741438" name=""/>
+                    <pic:cNvPicPr/>
+                  </pic:nvPicPr>
+                  <pic:blipFill>
+                    <a:blip r:embed="rId9"/>
+                    <a:stretch>
+                      <a:fillRect/>
+                    </a:stretch>
+                  </pic:blipFill>
+                  <pic:spPr>
+                    <a:xfrm>
+                      <a:off x="0" y="0"/>
+                      <a:ext cx="6120765" cy="1019175"/>
+                    </a:xfrm>
+                    <a:prstGeom prst="rect">
+                      <a:avLst/>
+                    </a:prstGeom>
+                  </pic:spPr>
+                </pic:pic>
+              </a:graphicData>
+            </a:graphic>
+          </wp:inline>
+        </w:drawing>
+      </w:r>
+    </w:p>
+    <w:p>
+      <w:pPr>
+        <w:spacing w:after="0" w:line="276" w:lineRule="auto"/>
+        <w:rPr>
+          <w:b/>
+          <w:bCs/>
+        </w:rPr>
+      </w:pPr>
+      <w:r>
+        <w:rPr>
+          <w:b/>
+          <w:bCs/>
+        </w:rPr>
+        <w:t xml:space="preserve">Задание 6. Реализация операций в поле </w:t>
+      </w:r>
+      <w:proofErr w:type="gramStart"/>
+      <w:r>
+        <w:rPr>
+          <w:b/>
+          <w:bCs/>
+        </w:rPr>
+        <w:t>GF(</w:t>
+      </w:r>
+      <w:proofErr w:type="gramEnd"/>
+      <w:r>
+        <w:rPr>
+          <w:b/>
+          <w:bCs/>
+        </w:rPr>
+        <w:t>2^3)</w:t>
+      </w:r>
+    </w:p>
+    <w:p>
+      <w:pPr>
+        <w:spacing w:after="0" w:line="276" w:lineRule="auto"/>
+        <w:rPr>
+          <w:b/>
+          <w:bCs/>
+        </w:rPr>
+      </w:pPr>
+      <w:r>
+        <w:rPr>
+          <w:b/>
+          <w:bCs/>
+        </w:rPr>
+        <w:t>Условие:</w:t>
+      </w:r>
+    </w:p>
+    <w:p>
+      <w:pPr>
+        <w:spacing w:after="0" w:line="276" w:lineRule="auto"/>
+      </w:pPr>
+      <w:r>
+        <w:t>• Используя базовое поле (F_2 = {0,1}) и неприводимый многочлен (x^3 + x + 1),</w:t>
+      </w:r>
+    </w:p>
+    <w:p>
+      <w:pPr>
+        <w:spacing w:after="0" w:line="276" w:lineRule="auto"/>
+      </w:pPr>
+      <w:r>
+        <w:t xml:space="preserve">реализуйте класс для элементов поля </w:t>
+      </w:r>
+      <w:proofErr w:type="gramStart"/>
+      <w:r>
+        <w:t>GF(</w:t>
+      </w:r>
+      <w:proofErr w:type="gramEnd"/>
+      <w:r>
+        <w:t>2^3).</w:t>
+      </w:r>
+    </w:p>
+    <w:p>
+      <w:pPr>
+        <w:spacing w:after="0" w:line="276" w:lineRule="auto"/>
+      </w:pPr>
+      <w:r>
+        <w:t>• Определите операции сложения и умножения.</w:t>
+      </w:r>
+    </w:p>
+    <w:p>
+      <w:pPr>
+        <w:spacing w:after="0" w:line="276" w:lineRule="auto"/>
+      </w:pPr>
+      <w:r>
+        <w:t xml:space="preserve">• Найдите произведение элементов (1 + </w:t>
+      </w:r>
+      <w:r>
+        <w:rPr>
+          <w:rFonts w:ascii="Cambria Math" w:hAnsi="Cambria Math" w:cs="Cambria Math"/>
+        </w:rPr>
+        <w:t>𝛼</w:t>
+      </w:r>
+      <w:r>
+        <w:t xml:space="preserve"> + </w:t>
+      </w:r>
+      <w:r>
+        <w:rPr>
+          <w:rFonts w:ascii="Cambria Math" w:hAnsi="Cambria Math" w:cs="Cambria Math"/>
+        </w:rPr>
+        <w:t>𝛼</w:t>
+      </w:r>
+      <w:r>
+        <w:t xml:space="preserve"> ^2) * (</w:t>
+      </w:r>
+      <w:r>
+        <w:rPr>
+          <w:rFonts w:ascii="Cambria Math" w:hAnsi="Cambria Math" w:cs="Cambria Math"/>
+        </w:rPr>
+        <w:t>𝛼</w:t>
+      </w:r>
+      <w:r>
+        <w:t xml:space="preserve"> + </w:t>
+      </w:r>
+      <w:r>
+        <w:rPr>
+          <w:rFonts w:ascii="Cambria Math" w:hAnsi="Cambria Math" w:cs="Cambria Math"/>
+        </w:rPr>
+        <w:t>𝛼</w:t>
+      </w:r>
+      <w:r>
+        <w:t xml:space="preserve"> ^2).</w:t>
+      </w:r>
+    </w:p>
+    <w:p>
+      <w:pPr>
+        <w:spacing w:after="0" w:line="276" w:lineRule="auto"/>
+        <w:rPr>
+          <w:b/>
+          <w:bCs/>
+        </w:rPr>
+      </w:pPr>
+      <w:r>
+        <w:rPr>
+          <w:b/>
+          <w:bCs/>
+        </w:rPr>
+        <w:t>Подсказка:</w:t>
+      </w:r>
+    </w:p>
+    <w:p>
+      <w:pPr>
+        <w:spacing w:after="0" w:line="276" w:lineRule="auto"/>
+      </w:pPr>
+      <w:r>
+        <w:t>В двоичном поле сложение — это XOR коэффициентов, а умножение — умножение</w:t>
+      </w:r>
+      <w:r>
+        <w:t xml:space="preserve"> </w:t>
+      </w:r>
+      <w:r>
+        <w:t>многочленов по модулю выбранного неприводимого многочлена.</w:t>
+      </w:r>
+    </w:p>
+    <w:p>
+      <w:pPr>
+        <w:spacing w:after="0" w:line="276" w:lineRule="auto"/>
+      </w:pPr>
+      <w:r>
+        <w:t>Решение:</w:t>
+      </w:r>
+    </w:p>
+    <w:p>
+      <w:pPr>
+        <w:spacing w:after="0" w:line="240" w:lineRule="auto"/>
+        <w:jc w:val="center"/>
+        <w:rPr>
+          <w:lang w:val="en-US"/>
+        </w:rPr>
+      </w:pPr>
+      <w:r>
+        <w:rPr>
+          <w:noProof/>
+        </w:rPr>
+        <w:drawing>
+          <wp:inline distT="0" distB="0" distL="0" distR="0" wp14:anchorId="667F675E" wp14:editId="4B8A9BD3">
+            <wp:extent cx="6120765" cy="4965700"/>
+            <wp:effectExtent l="0" t="0" r="0" b="6350"/>
+            <wp:docPr id="1930763298" name="Рисунок 1"/>
+            <wp:cNvGraphicFramePr>
+              <a:graphicFrameLocks xmlns:a="http://schemas.openxmlformats.org/drawingml/2006/main" noChangeAspect="1"/>
+            </wp:cNvGraphicFramePr>
+            <a:graphic xmlns:a="http://schemas.openxmlformats.org/drawingml/2006/main">
+              <a:graphicData uri="http://schemas.openxmlformats.org/drawingml/2006/picture">
+                <pic:pic xmlns:pic="http://schemas.openxmlformats.org/drawingml/2006/picture">
+                  <pic:nvPicPr>
+                    <pic:cNvPr id="1930763298" name=""/>
+                    <pic:cNvPicPr/>
+                  </pic:nvPicPr>
+                  <pic:blipFill>
+                    <a:blip r:embed="rId10"/>
+                    <a:stretch>
+                      <a:fillRect/>
+                    </a:stretch>
+                  </pic:blipFill>
+                  <pic:spPr>
+                    <a:xfrm>
+                      <a:off x="0" y="0"/>
+                      <a:ext cx="6120765" cy="4965700"/>
+                    </a:xfrm>
+                    <a:prstGeom prst="rect">
+                      <a:avLst/>
+                    </a:prstGeom>
+                  </pic:spPr>
+                </pic:pic>
+              </a:graphicData>
+            </a:graphic>
+          </wp:inline>
+        </w:drawing>
+      </w:r>
+    </w:p>
+    <w:p>
+      <w:pPr>
+        <w:spacing w:after="0" w:line="240" w:lineRule="auto"/>
+        <w:jc w:val="center"/>
+        <w:rPr>
+          <w:lang w:val="en-US"/>
+        </w:rPr>
+      </w:pPr>
+      <w:r>
+        <w:rPr>
+          <w:noProof/>
+          <w:lang w:val="en-US"/>
+        </w:rPr>
+        <w:lastRenderedPageBreak/>
+        <w:drawing>
+          <wp:inline distT="0" distB="0" distL="0" distR="0" wp14:anchorId="3D91F0B5" wp14:editId="22CC2CAB">
+            <wp:extent cx="6106377" cy="2800741"/>
+            <wp:effectExtent l="0" t="0" r="8890" b="0"/>
+            <wp:docPr id="2115800076" name="Рисунок 1"/>
+            <wp:cNvGraphicFramePr>
+              <a:graphicFrameLocks xmlns:a="http://schemas.openxmlformats.org/drawingml/2006/main" noChangeAspect="1"/>
+            </wp:cNvGraphicFramePr>
+            <a:graphic xmlns:a="http://schemas.openxmlformats.org/drawingml/2006/main">
+              <a:graphicData uri="http://schemas.openxmlformats.org/drawingml/2006/picture">
+                <pic:pic xmlns:pic="http://schemas.openxmlformats.org/drawingml/2006/picture">
+                  <pic:nvPicPr>
+                    <pic:cNvPr id="2115800076" name=""/>
+                    <pic:cNvPicPr/>
+                  </pic:nvPicPr>
+                  <pic:blipFill>
+                    <a:blip r:embed="rId11"/>
+                    <a:stretch>
+                      <a:fillRect/>
+                    </a:stretch>
+                  </pic:blipFill>
+                  <pic:spPr>
+                    <a:xfrm>
+                      <a:off x="0" y="0"/>
+                      <a:ext cx="6106377" cy="2800741"/>
+                    </a:xfrm>
+                    <a:prstGeom prst="rect">
+                      <a:avLst/>
+                    </a:prstGeom>
+                  </pic:spPr>
+                </pic:pic>
+              </a:graphicData>
+            </a:graphic>
+          </wp:inline>
+        </w:drawing>
+      </w:r>
+    </w:p>
+    <w:p>
+      <w:pPr>
+        <w:spacing w:after="0" w:line="240" w:lineRule="auto"/>
+      </w:pPr>
+      <w:r>
+        <w:t xml:space="preserve">Метод </w:t>
+      </w:r>
+      <w:r>
+        <w:t>__</w:t>
+      </w:r>
+      <w:proofErr w:type="spellStart"/>
+      <w:r>
+        <w:t>mul</w:t>
+      </w:r>
+      <w:proofErr w:type="spellEnd"/>
+      <w:r>
+        <w:t>_</w:t>
+      </w:r>
+      <w:proofErr w:type="gramStart"/>
+      <w:r>
+        <w:t>_(</w:t>
+      </w:r>
+      <w:proofErr w:type="spellStart"/>
+      <w:proofErr w:type="gramEnd"/>
+      <w:r>
+        <w:t>self</w:t>
+      </w:r>
+      <w:proofErr w:type="spellEnd"/>
+      <w:r>
+        <w:t xml:space="preserve">, </w:t>
+      </w:r>
+      <w:proofErr w:type="spellStart"/>
+      <w:r>
+        <w:t>other</w:t>
+      </w:r>
+      <w:proofErr w:type="spellEnd"/>
+      <w:r>
+        <w:t>)</w:t>
+      </w:r>
+      <w:r>
+        <w:t xml:space="preserve"> </w:t>
+      </w:r>
+      <w:r>
+        <w:t>выполняет умножение многочленов с последующим приведением по модулю неприводимого многочлена x</w:t>
+      </w:r>
+      <w:r>
+        <w:t>^3</w:t>
+      </w:r>
+      <w:r>
+        <w:t xml:space="preserve"> + x + 1;</w:t>
+      </w:r>
+    </w:p>
+    <w:p>
+      <w:pPr>
+        <w:spacing w:after="0" w:line="240" w:lineRule="auto"/>
+      </w:pPr>
+    </w:p>
+    <w:p>
+      <w:pPr>
+        <w:spacing w:after="0" w:line="240" w:lineRule="auto"/>
+      </w:pPr>
+      <w:r>
+        <w:t>Вывод:</w:t>
+      </w:r>
+    </w:p>
+    <w:p>
+      <w:pPr>
+        <w:spacing w:after="0" w:line="240" w:lineRule="auto"/>
+        <w:jc w:val="center"/>
+      </w:pPr>
+      <w:r>
+        <w:rPr>
+          <w:noProof/>
+        </w:rPr>
+        <w:drawing>
+          <wp:inline distT="0" distB="0" distL="0" distR="0" wp14:anchorId="35F638AD" wp14:editId="41E909EF">
+            <wp:extent cx="5515745" cy="628738"/>
+            <wp:effectExtent l="0" t="0" r="0" b="0"/>
+            <wp:docPr id="1695404128" name="Рисунок 1"/>
+            <wp:cNvGraphicFramePr>
+              <a:graphicFrameLocks xmlns:a="http://schemas.openxmlformats.org/drawingml/2006/main" noChangeAspect="1"/>
+            </wp:cNvGraphicFramePr>
+            <a:graphic xmlns:a="http://schemas.openxmlformats.org/drawingml/2006/main">
+              <a:graphicData uri="http://schemas.openxmlformats.org/drawingml/2006/picture">
+                <pic:pic xmlns:pic="http://schemas.openxmlformats.org/drawingml/2006/picture">
+                  <pic:nvPicPr>
+                    <pic:cNvPr id="1695404128" name=""/>
+                    <pic:cNvPicPr/>
+                  </pic:nvPicPr>
+                  <pic:blipFill>
+                    <a:blip r:embed="rId12"/>
+                    <a:stretch>
+                      <a:fillRect/>
+                    </a:stretch>
+                  </pic:blipFill>
+                  <pic:spPr>
+                    <a:xfrm>
+                      <a:off x="0" y="0"/>
+                      <a:ext cx="5515745" cy="628738"/>
+                    </a:xfrm>
+                    <a:prstGeom prst="rect">
+                      <a:avLst/>
+                    </a:prstGeom>
+                  </pic:spPr>
+                </pic:pic>
+              </a:graphicData>
+            </a:graphic>
+          </wp:inline>
+        </w:drawing>
+      </w:r>
+    </w:p>
+    <w:p>
+      <w:pPr>
+        <w:spacing w:after="0" w:line="276" w:lineRule="auto"/>
+        <w:rPr>
+          <w:b/>
+          <w:bCs/>
+        </w:rPr>
+      </w:pPr>
+      <w:r>
+        <w:rPr>
+          <w:b/>
+          <w:bCs/>
+        </w:rPr>
+        <w:t xml:space="preserve">Задание 7. Исследование свойств поля </w:t>
+      </w:r>
+      <w:proofErr w:type="gramStart"/>
+      <w:r>
+        <w:rPr>
+          <w:b/>
+          <w:bCs/>
+        </w:rPr>
+        <w:t>GF(</w:t>
+      </w:r>
+      <w:proofErr w:type="gramEnd"/>
+      <w:r>
+        <w:rPr>
+          <w:b/>
+          <w:bCs/>
+        </w:rPr>
+        <w:t>11)</w:t>
+      </w:r>
+    </w:p>
+    <w:p>
+      <w:pPr>
+        <w:spacing w:after="0" w:line="276" w:lineRule="auto"/>
+        <w:rPr>
+          <w:b/>
+          <w:bCs/>
+        </w:rPr>
+      </w:pPr>
+      <w:r>
+        <w:rPr>
+          <w:b/>
+          <w:bCs/>
+        </w:rPr>
+        <w:t>Условие:</w:t>
+      </w:r>
+    </w:p>
+    <w:p>
+      <w:pPr>
+        <w:spacing w:after="0" w:line="276" w:lineRule="auto"/>
+      </w:pPr>
+      <w:r>
+        <w:t>• Напишите программу, которая реализует операции сложения, вычитания,</w:t>
+      </w:r>
+    </w:p>
+    <w:p>
+      <w:pPr>
+        <w:spacing w:after="0" w:line="276" w:lineRule="auto"/>
+      </w:pPr>
+      <w:r>
+        <w:t>умножения и деления в поле простого порядка 11 (F</w:t>
+      </w:r>
+      <w:proofErr w:type="gramStart"/>
+      <w:r>
+        <w:t>_{</w:t>
+      </w:r>
+      <w:proofErr w:type="gramEnd"/>
+      <w:r>
+        <w:t>11}).</w:t>
+      </w:r>
+    </w:p>
+    <w:p>
+      <w:pPr>
+        <w:spacing w:after="0" w:line="276" w:lineRule="auto"/>
+      </w:pPr>
+      <w:r>
+        <w:t>• Проверьте, что для каждого ненулевого элемента существует мультипликативный</w:t>
+      </w:r>
+    </w:p>
+    <w:p>
+      <w:pPr>
+        <w:spacing w:after="0" w:line="276" w:lineRule="auto"/>
+      </w:pPr>
+      <w:r>
+        <w:t>обратный.</w:t>
+      </w:r>
+    </w:p>
+    <w:p>
+      <w:pPr>
+        <w:spacing w:after="0" w:line="276" w:lineRule="auto"/>
+      </w:pPr>
+      <w:r>
+        <w:t>• Для элемента 7 найдите обратный и проверьте результат.</w:t>
+      </w:r>
+    </w:p>
+    <w:p>
+      <w:pPr>
+        <w:spacing w:after="0" w:line="276" w:lineRule="auto"/>
+        <w:rPr>
+          <w:b/>
+          <w:bCs/>
+        </w:rPr>
+      </w:pPr>
+      <w:r>
+        <w:rPr>
+          <w:b/>
+          <w:bCs/>
+        </w:rPr>
+        <w:t>Подсказка:</w:t>
+      </w:r>
+    </w:p>
+    <w:p>
+      <w:pPr>
+        <w:spacing w:after="0" w:line="276" w:lineRule="auto"/>
+      </w:pPr>
+      <w:r>
+        <w:t>Обратный элемент можно найти с помощью расширенного алгоритма Евклида или</w:t>
+      </w:r>
+      <w:r>
+        <w:t xml:space="preserve"> </w:t>
+      </w:r>
+      <w:r>
+        <w:t>перебором.</w:t>
+      </w:r>
+    </w:p>
+    <w:p>
+      <w:pPr>
+        <w:spacing w:after="0" w:line="276" w:lineRule="auto"/>
+      </w:pPr>
+      <w:r>
+        <w:t>Решение:</w:t>
+      </w:r>
+    </w:p>
+    <w:p>
+      <w:pPr>
+        <w:spacing w:after="0" w:line="276" w:lineRule="auto"/>
+        <w:jc w:val="center"/>
+      </w:pPr>
+      <w:r>
+        <w:rPr>
+          <w:noProof/>
+        </w:rPr>
+        <w:lastRenderedPageBreak/>
+        <w:drawing>
+          <wp:inline distT="0" distB="0" distL="0" distR="0" wp14:anchorId="6F8DA309" wp14:editId="12D2DD9A">
+            <wp:extent cx="4813670" cy="5631180"/>
+            <wp:effectExtent l="0" t="0" r="6350" b="7620"/>
+            <wp:docPr id="1654506857" name="Рисунок 1"/>
+            <wp:cNvGraphicFramePr>
+              <a:graphicFrameLocks xmlns:a="http://schemas.openxmlformats.org/drawingml/2006/main" noChangeAspect="1"/>
+            </wp:cNvGraphicFramePr>
+            <a:graphic xmlns:a="http://schemas.openxmlformats.org/drawingml/2006/main">
+              <a:graphicData uri="http://schemas.openxmlformats.org/drawingml/2006/picture">
+                <pic:pic xmlns:pic="http://schemas.openxmlformats.org/drawingml/2006/picture">
+                  <pic:nvPicPr>
+                    <pic:cNvPr id="1654506857" name=""/>
+                    <pic:cNvPicPr/>
+                  </pic:nvPicPr>
+                  <pic:blipFill>
+                    <a:blip r:embed="rId13"/>
+                    <a:stretch>
+                      <a:fillRect/>
+                    </a:stretch>
+                  </pic:blipFill>
+                  <pic:spPr>
+                    <a:xfrm>
+                      <a:off x="0" y="0"/>
+                      <a:ext cx="4819430" cy="5637919"/>
+                    </a:xfrm>
+                    <a:prstGeom prst="rect">
+                      <a:avLst/>
+                    </a:prstGeom>
+                  </pic:spPr>
+                </pic:pic>
+              </a:graphicData>
+            </a:graphic>
+          </wp:inline>
+        </w:drawing>
+      </w:r>
+    </w:p>
+    <w:p>
+      <w:pPr>
+        <w:spacing w:after="0" w:line="276" w:lineRule="auto"/>
+        <w:rPr>
+          <w:lang w:val="en-US"/>
+        </w:rPr>
+      </w:pPr>
+      <w:r>
+        <w:t>В данном кла</w:t>
+      </w:r>
+      <w:r>
+        <w:t>ссе</w:t>
+      </w:r>
+      <w:r>
+        <w:t xml:space="preserve"> была реализована функция </w:t>
+      </w:r>
+      <w:proofErr w:type="spellStart"/>
+      <w:r>
+        <w:t>inverse</w:t>
+      </w:r>
+      <w:proofErr w:type="spellEnd"/>
+      <w:r>
+        <w:t>(</w:t>
+      </w:r>
+      <w:proofErr w:type="spellStart"/>
+      <w:r>
+        <w:t>self</w:t>
+      </w:r>
+      <w:proofErr w:type="spellEnd"/>
+      <w:r>
+        <w:t>)</w:t>
+      </w:r>
+      <w:r>
+        <w:t>. Она</w:t>
+      </w:r>
+      <w:r>
+        <w:t xml:space="preserve"> находит </w:t>
+      </w:r>
+      <w:proofErr w:type="spellStart"/>
+      <w:r>
+        <w:t>мультипликативно</w:t>
+      </w:r>
+      <w:proofErr w:type="spellEnd"/>
+      <w:r>
+        <w:t xml:space="preserve"> обратный элемент с помощью </w:t>
+      </w:r>
+      <w:r>
+        <w:t>перебора всех возможных значений от 1 до 10.</w:t>
+      </w:r>
+    </w:p>
+    <w:p>
+      <w:pPr>
+        <w:spacing w:after="0" w:line="276" w:lineRule="auto"/>
+      </w:pPr>
+      <w:r>
+        <w:t>Вывод:</w:t>
+      </w:r>
+    </w:p>
+    <w:p>
+      <w:pPr>
+        <w:spacing w:after="0" w:line="276" w:lineRule="auto"/>
+        <w:jc w:val="center"/>
+      </w:pPr>
+      <w:r>
+        <w:rPr>
+          <w:noProof/>
+        </w:rPr>
+        <w:drawing>
+          <wp:inline distT="0" distB="0" distL="0" distR="0" wp14:anchorId="4DD86897" wp14:editId="0231361C">
+            <wp:extent cx="2495898" cy="762106"/>
+            <wp:effectExtent l="0" t="0" r="0" b="0"/>
+            <wp:docPr id="92882540" name="Рисунок 1"/>
+            <wp:cNvGraphicFramePr>
+              <a:graphicFrameLocks xmlns:a="http://schemas.openxmlformats.org/drawingml/2006/main" noChangeAspect="1"/>
+            </wp:cNvGraphicFramePr>
+            <a:graphic xmlns:a="http://schemas.openxmlformats.org/drawingml/2006/main">
+              <a:graphicData uri="http://schemas.openxmlformats.org/drawingml/2006/picture">
+                <pic:pic xmlns:pic="http://schemas.openxmlformats.org/drawingml/2006/picture">
+                  <pic:nvPicPr>
+                    <pic:cNvPr id="92882540" name=""/>
+                    <pic:cNvPicPr/>
+                  </pic:nvPicPr>
+                  <pic:blipFill>
+                    <a:blip r:embed="rId14"/>
+                    <a:stretch>
+                      <a:fillRect/>
+                    </a:stretch>
+                  </pic:blipFill>
+                  <pic:spPr>
+                    <a:xfrm>
+                      <a:off x="0" y="0"/>
+                      <a:ext cx="2495898" cy="762106"/>
+                    </a:xfrm>
+                    <a:prstGeom prst="rect">
+                      <a:avLst/>
+                    </a:prstGeom>
+                  </pic:spPr>
+                </pic:pic>
+              </a:graphicData>
+            </a:graphic>
+          </wp:inline>
+        </w:drawing>
+      </w:r>
+    </w:p>
     <w:sectPr>
       <w:type w:val="continuous"/>
       <w:pgSz w:w="11907" w:h="16840" w:code="9"/>
@@ -566,6 +4768,619 @@
     </w:sectPr>
   </w:body>
 </w:document>
+</file>
+
+<file path=word/numbering.xml><?xml version="1.0" encoding="utf-8"?>
+<w:numbering xmlns:wpc="http://schemas.microsoft.com/office/word/2010/wordprocessingCanvas" xmlns:cx="http://schemas.microsoft.com/office/drawing/2014/chartex" xmlns:cx1="http://schemas.microsoft.com/office/drawing/2015/9/8/chartex" xmlns:cx2="http://schemas.microsoft.com/office/drawing/2015/10/21/chartex" xmlns:cx3="http://schemas.microsoft.com/office/drawing/2016/5/9/chartex" xmlns:cx4="http://schemas.microsoft.com/office/drawing/2016/5/10/chartex" xmlns:cx5="http://schemas.microsoft.com/office/drawing/2016/5/11/chartex" xmlns:cx6="http://schemas.microsoft.com/office/drawing/2016/5/12/chartex" xmlns:cx7="http://schemas.microsoft.com/office/drawing/2016/5/13/chartex" xmlns:cx8="http://schemas.microsoft.com/office/drawing/2016/5/14/chartex" xmlns:mc="http://schemas.openxmlformats.org/markup-compatibility/2006" xmlns:aink="http://schemas.microsoft.com/office/drawing/2016/ink" xmlns:am3d="http://schemas.microsoft.com/office/drawing/2017/model3d" xmlns:o="urn:schemas-microsoft-com:office:office" xmlns:oel="http://schemas.microsoft.com/office/2019/extlst" xmlns:r="http://schemas.openxmlformats.org/officeDocument/2006/relationships" xmlns:m="http://schemas.openxmlformats.org/officeDocument/2006/math" xmlns:v="urn:schemas-microsoft-com:vml" xmlns:wp14="http://schemas.microsoft.com/office/word/2010/wordprocessingDrawing" xmlns:wp="http://schemas.openxmlformats.org/drawingml/2006/wordprocessingDrawing" xmlns:w10="urn:schemas-microsoft-com:office:word" xmlns:w="http://schemas.openxmlformats.org/wordprocessingml/2006/main" xmlns:w14="http://schemas.microsoft.com/office/word/2010/wordml" xmlns:w15="http://schemas.microsoft.com/office/word/2012/wordml" xmlns:w16cex="http://schemas.microsoft.com/office/word/2018/wordml/cex" xmlns:w16cid="http://schemas.microsoft.com/office/word/2016/wordml/cid" xmlns:w16="http://schemas.microsoft.com/office/word/2018/wordml" xmlns:w16du="http://schemas.microsoft.com/office/word/2023/wordml/word16du" xmlns:w16sdtdh="http://schemas.microsoft.com/office/word/2020/wordml/sdtdatahash" xmlns:w16sdtfl="http://schemas.microsoft.com/office/word/2024/wordml/sdtformatlock" xmlns:w16se="http://schemas.microsoft.com/office/word/2015/wordml/symex" xmlns:wpg="http://schemas.microsoft.com/office/word/2010/wordprocessingGroup" xmlns:wpi="http://schemas.microsoft.com/office/word/2010/wordprocessingInk" xmlns:wne="http://schemas.microsoft.com/office/word/2006/wordml" xmlns:wps="http://schemas.microsoft.com/office/word/2010/wordprocessingShape" mc:Ignorable="w14 w15 w16se w16cid w16 w16cex w16sdtdh w16sdtfl w16du wp14">
+  <w:abstractNum w:abstractNumId="0" w15:restartNumberingAfterBreak="0">
+    <w:nsid w:val="0B737334"/>
+    <w:multiLevelType w:val="multilevel"/>
+    <w:tmpl w:val="EA460C36"/>
+    <w:lvl w:ilvl="0">
+      <w:start w:val="1"/>
+      <w:numFmt w:val="bullet"/>
+      <w:lvlText w:val=""/>
+      <w:lvlJc w:val="left"/>
+      <w:pPr>
+        <w:tabs>
+          <w:tab w:val="num" w:pos="720"/>
+        </w:tabs>
+        <w:ind w:left="720" w:hanging="360"/>
+      </w:pPr>
+      <w:rPr>
+        <w:rFonts w:ascii="Symbol" w:hAnsi="Symbol" w:hint="default"/>
+        <w:sz w:val="20"/>
+      </w:rPr>
+    </w:lvl>
+    <w:lvl w:ilvl="1" w:tentative="1">
+      <w:start w:val="1"/>
+      <w:numFmt w:val="bullet"/>
+      <w:lvlText w:val="o"/>
+      <w:lvlJc w:val="left"/>
+      <w:pPr>
+        <w:tabs>
+          <w:tab w:val="num" w:pos="1440"/>
+        </w:tabs>
+        <w:ind w:left="1440" w:hanging="360"/>
+      </w:pPr>
+      <w:rPr>
+        <w:rFonts w:ascii="Courier New" w:hAnsi="Courier New" w:hint="default"/>
+        <w:sz w:val="20"/>
+      </w:rPr>
+    </w:lvl>
+    <w:lvl w:ilvl="2" w:tentative="1">
+      <w:start w:val="1"/>
+      <w:numFmt w:val="bullet"/>
+      <w:lvlText w:val=""/>
+      <w:lvlJc w:val="left"/>
+      <w:pPr>
+        <w:tabs>
+          <w:tab w:val="num" w:pos="2160"/>
+        </w:tabs>
+        <w:ind w:left="2160" w:hanging="360"/>
+      </w:pPr>
+      <w:rPr>
+        <w:rFonts w:ascii="Wingdings" w:hAnsi="Wingdings" w:hint="default"/>
+        <w:sz w:val="20"/>
+      </w:rPr>
+    </w:lvl>
+    <w:lvl w:ilvl="3" w:tentative="1">
+      <w:start w:val="1"/>
+      <w:numFmt w:val="bullet"/>
+      <w:lvlText w:val=""/>
+      <w:lvlJc w:val="left"/>
+      <w:pPr>
+        <w:tabs>
+          <w:tab w:val="num" w:pos="2880"/>
+        </w:tabs>
+        <w:ind w:left="2880" w:hanging="360"/>
+      </w:pPr>
+      <w:rPr>
+        <w:rFonts w:ascii="Wingdings" w:hAnsi="Wingdings" w:hint="default"/>
+        <w:sz w:val="20"/>
+      </w:rPr>
+    </w:lvl>
+    <w:lvl w:ilvl="4" w:tentative="1">
+      <w:start w:val="1"/>
+      <w:numFmt w:val="bullet"/>
+      <w:lvlText w:val=""/>
+      <w:lvlJc w:val="left"/>
+      <w:pPr>
+        <w:tabs>
+          <w:tab w:val="num" w:pos="3600"/>
+        </w:tabs>
+        <w:ind w:left="3600" w:hanging="360"/>
+      </w:pPr>
+      <w:rPr>
+        <w:rFonts w:ascii="Wingdings" w:hAnsi="Wingdings" w:hint="default"/>
+        <w:sz w:val="20"/>
+      </w:rPr>
+    </w:lvl>
+    <w:lvl w:ilvl="5" w:tentative="1">
+      <w:start w:val="1"/>
+      <w:numFmt w:val="bullet"/>
+      <w:lvlText w:val=""/>
+      <w:lvlJc w:val="left"/>
+      <w:pPr>
+        <w:tabs>
+          <w:tab w:val="num" w:pos="4320"/>
+        </w:tabs>
+        <w:ind w:left="4320" w:hanging="360"/>
+      </w:pPr>
+      <w:rPr>
+        <w:rFonts w:ascii="Wingdings" w:hAnsi="Wingdings" w:hint="default"/>
+        <w:sz w:val="20"/>
+      </w:rPr>
+    </w:lvl>
+    <w:lvl w:ilvl="6" w:tentative="1">
+      <w:start w:val="1"/>
+      <w:numFmt w:val="bullet"/>
+      <w:lvlText w:val=""/>
+      <w:lvlJc w:val="left"/>
+      <w:pPr>
+        <w:tabs>
+          <w:tab w:val="num" w:pos="5040"/>
+        </w:tabs>
+        <w:ind w:left="5040" w:hanging="360"/>
+      </w:pPr>
+      <w:rPr>
+        <w:rFonts w:ascii="Wingdings" w:hAnsi="Wingdings" w:hint="default"/>
+        <w:sz w:val="20"/>
+      </w:rPr>
+    </w:lvl>
+    <w:lvl w:ilvl="7" w:tentative="1">
+      <w:start w:val="1"/>
+      <w:numFmt w:val="bullet"/>
+      <w:lvlText w:val=""/>
+      <w:lvlJc w:val="left"/>
+      <w:pPr>
+        <w:tabs>
+          <w:tab w:val="num" w:pos="5760"/>
+        </w:tabs>
+        <w:ind w:left="5760" w:hanging="360"/>
+      </w:pPr>
+      <w:rPr>
+        <w:rFonts w:ascii="Wingdings" w:hAnsi="Wingdings" w:hint="default"/>
+        <w:sz w:val="20"/>
+      </w:rPr>
+    </w:lvl>
+    <w:lvl w:ilvl="8" w:tentative="1">
+      <w:start w:val="1"/>
+      <w:numFmt w:val="bullet"/>
+      <w:lvlText w:val=""/>
+      <w:lvlJc w:val="left"/>
+      <w:pPr>
+        <w:tabs>
+          <w:tab w:val="num" w:pos="6480"/>
+        </w:tabs>
+        <w:ind w:left="6480" w:hanging="360"/>
+      </w:pPr>
+      <w:rPr>
+        <w:rFonts w:ascii="Wingdings" w:hAnsi="Wingdings" w:hint="default"/>
+        <w:sz w:val="20"/>
+      </w:rPr>
+    </w:lvl>
+  </w:abstractNum>
+  <w:abstractNum w:abstractNumId="1" w15:restartNumberingAfterBreak="0">
+    <w:nsid w:val="19A61943"/>
+    <w:multiLevelType w:val="multilevel"/>
+    <w:tmpl w:val="8B12B1D4"/>
+    <w:lvl w:ilvl="0">
+      <w:start w:val="1"/>
+      <w:numFmt w:val="bullet"/>
+      <w:lvlText w:val=""/>
+      <w:lvlJc w:val="left"/>
+      <w:pPr>
+        <w:tabs>
+          <w:tab w:val="num" w:pos="720"/>
+        </w:tabs>
+        <w:ind w:left="720" w:hanging="360"/>
+      </w:pPr>
+      <w:rPr>
+        <w:rFonts w:ascii="Symbol" w:hAnsi="Symbol" w:hint="default"/>
+        <w:sz w:val="20"/>
+      </w:rPr>
+    </w:lvl>
+    <w:lvl w:ilvl="1" w:tentative="1">
+      <w:start w:val="1"/>
+      <w:numFmt w:val="bullet"/>
+      <w:lvlText w:val="o"/>
+      <w:lvlJc w:val="left"/>
+      <w:pPr>
+        <w:tabs>
+          <w:tab w:val="num" w:pos="1440"/>
+        </w:tabs>
+        <w:ind w:left="1440" w:hanging="360"/>
+      </w:pPr>
+      <w:rPr>
+        <w:rFonts w:ascii="Courier New" w:hAnsi="Courier New" w:hint="default"/>
+        <w:sz w:val="20"/>
+      </w:rPr>
+    </w:lvl>
+    <w:lvl w:ilvl="2" w:tentative="1">
+      <w:start w:val="1"/>
+      <w:numFmt w:val="bullet"/>
+      <w:lvlText w:val=""/>
+      <w:lvlJc w:val="left"/>
+      <w:pPr>
+        <w:tabs>
+          <w:tab w:val="num" w:pos="2160"/>
+        </w:tabs>
+        <w:ind w:left="2160" w:hanging="360"/>
+      </w:pPr>
+      <w:rPr>
+        <w:rFonts w:ascii="Wingdings" w:hAnsi="Wingdings" w:hint="default"/>
+        <w:sz w:val="20"/>
+      </w:rPr>
+    </w:lvl>
+    <w:lvl w:ilvl="3" w:tentative="1">
+      <w:start w:val="1"/>
+      <w:numFmt w:val="bullet"/>
+      <w:lvlText w:val=""/>
+      <w:lvlJc w:val="left"/>
+      <w:pPr>
+        <w:tabs>
+          <w:tab w:val="num" w:pos="2880"/>
+        </w:tabs>
+        <w:ind w:left="2880" w:hanging="360"/>
+      </w:pPr>
+      <w:rPr>
+        <w:rFonts w:ascii="Wingdings" w:hAnsi="Wingdings" w:hint="default"/>
+        <w:sz w:val="20"/>
+      </w:rPr>
+    </w:lvl>
+    <w:lvl w:ilvl="4" w:tentative="1">
+      <w:start w:val="1"/>
+      <w:numFmt w:val="bullet"/>
+      <w:lvlText w:val=""/>
+      <w:lvlJc w:val="left"/>
+      <w:pPr>
+        <w:tabs>
+          <w:tab w:val="num" w:pos="3600"/>
+        </w:tabs>
+        <w:ind w:left="3600" w:hanging="360"/>
+      </w:pPr>
+      <w:rPr>
+        <w:rFonts w:ascii="Wingdings" w:hAnsi="Wingdings" w:hint="default"/>
+        <w:sz w:val="20"/>
+      </w:rPr>
+    </w:lvl>
+    <w:lvl w:ilvl="5" w:tentative="1">
+      <w:start w:val="1"/>
+      <w:numFmt w:val="bullet"/>
+      <w:lvlText w:val=""/>
+      <w:lvlJc w:val="left"/>
+      <w:pPr>
+        <w:tabs>
+          <w:tab w:val="num" w:pos="4320"/>
+        </w:tabs>
+        <w:ind w:left="4320" w:hanging="360"/>
+      </w:pPr>
+      <w:rPr>
+        <w:rFonts w:ascii="Wingdings" w:hAnsi="Wingdings" w:hint="default"/>
+        <w:sz w:val="20"/>
+      </w:rPr>
+    </w:lvl>
+    <w:lvl w:ilvl="6" w:tentative="1">
+      <w:start w:val="1"/>
+      <w:numFmt w:val="bullet"/>
+      <w:lvlText w:val=""/>
+      <w:lvlJc w:val="left"/>
+      <w:pPr>
+        <w:tabs>
+          <w:tab w:val="num" w:pos="5040"/>
+        </w:tabs>
+        <w:ind w:left="5040" w:hanging="360"/>
+      </w:pPr>
+      <w:rPr>
+        <w:rFonts w:ascii="Wingdings" w:hAnsi="Wingdings" w:hint="default"/>
+        <w:sz w:val="20"/>
+      </w:rPr>
+    </w:lvl>
+    <w:lvl w:ilvl="7" w:tentative="1">
+      <w:start w:val="1"/>
+      <w:numFmt w:val="bullet"/>
+      <w:lvlText w:val=""/>
+      <w:lvlJc w:val="left"/>
+      <w:pPr>
+        <w:tabs>
+          <w:tab w:val="num" w:pos="5760"/>
+        </w:tabs>
+        <w:ind w:left="5760" w:hanging="360"/>
+      </w:pPr>
+      <w:rPr>
+        <w:rFonts w:ascii="Wingdings" w:hAnsi="Wingdings" w:hint="default"/>
+        <w:sz w:val="20"/>
+      </w:rPr>
+    </w:lvl>
+    <w:lvl w:ilvl="8" w:tentative="1">
+      <w:start w:val="1"/>
+      <w:numFmt w:val="bullet"/>
+      <w:lvlText w:val=""/>
+      <w:lvlJc w:val="left"/>
+      <w:pPr>
+        <w:tabs>
+          <w:tab w:val="num" w:pos="6480"/>
+        </w:tabs>
+        <w:ind w:left="6480" w:hanging="360"/>
+      </w:pPr>
+      <w:rPr>
+        <w:rFonts w:ascii="Wingdings" w:hAnsi="Wingdings" w:hint="default"/>
+        <w:sz w:val="20"/>
+      </w:rPr>
+    </w:lvl>
+  </w:abstractNum>
+  <w:abstractNum w:abstractNumId="2" w15:restartNumberingAfterBreak="0">
+    <w:nsid w:val="6F525C68"/>
+    <w:multiLevelType w:val="multilevel"/>
+    <w:tmpl w:val="8C064C20"/>
+    <w:lvl w:ilvl="0">
+      <w:start w:val="1"/>
+      <w:numFmt w:val="bullet"/>
+      <w:lvlText w:val=""/>
+      <w:lvlJc w:val="left"/>
+      <w:pPr>
+        <w:tabs>
+          <w:tab w:val="num" w:pos="720"/>
+        </w:tabs>
+        <w:ind w:left="720" w:hanging="360"/>
+      </w:pPr>
+      <w:rPr>
+        <w:rFonts w:ascii="Symbol" w:hAnsi="Symbol" w:hint="default"/>
+        <w:sz w:val="20"/>
+      </w:rPr>
+    </w:lvl>
+    <w:lvl w:ilvl="1" w:tentative="1">
+      <w:start w:val="1"/>
+      <w:numFmt w:val="bullet"/>
+      <w:lvlText w:val="o"/>
+      <w:lvlJc w:val="left"/>
+      <w:pPr>
+        <w:tabs>
+          <w:tab w:val="num" w:pos="1440"/>
+        </w:tabs>
+        <w:ind w:left="1440" w:hanging="360"/>
+      </w:pPr>
+      <w:rPr>
+        <w:rFonts w:ascii="Courier New" w:hAnsi="Courier New" w:hint="default"/>
+        <w:sz w:val="20"/>
+      </w:rPr>
+    </w:lvl>
+    <w:lvl w:ilvl="2" w:tentative="1">
+      <w:start w:val="1"/>
+      <w:numFmt w:val="bullet"/>
+      <w:lvlText w:val=""/>
+      <w:lvlJc w:val="left"/>
+      <w:pPr>
+        <w:tabs>
+          <w:tab w:val="num" w:pos="2160"/>
+        </w:tabs>
+        <w:ind w:left="2160" w:hanging="360"/>
+      </w:pPr>
+      <w:rPr>
+        <w:rFonts w:ascii="Wingdings" w:hAnsi="Wingdings" w:hint="default"/>
+        <w:sz w:val="20"/>
+      </w:rPr>
+    </w:lvl>
+    <w:lvl w:ilvl="3" w:tentative="1">
+      <w:start w:val="1"/>
+      <w:numFmt w:val="bullet"/>
+      <w:lvlText w:val=""/>
+      <w:lvlJc w:val="left"/>
+      <w:pPr>
+        <w:tabs>
+          <w:tab w:val="num" w:pos="2880"/>
+        </w:tabs>
+        <w:ind w:left="2880" w:hanging="360"/>
+      </w:pPr>
+      <w:rPr>
+        <w:rFonts w:ascii="Wingdings" w:hAnsi="Wingdings" w:hint="default"/>
+        <w:sz w:val="20"/>
+      </w:rPr>
+    </w:lvl>
+    <w:lvl w:ilvl="4" w:tentative="1">
+      <w:start w:val="1"/>
+      <w:numFmt w:val="bullet"/>
+      <w:lvlText w:val=""/>
+      <w:lvlJc w:val="left"/>
+      <w:pPr>
+        <w:tabs>
+          <w:tab w:val="num" w:pos="3600"/>
+        </w:tabs>
+        <w:ind w:left="3600" w:hanging="360"/>
+      </w:pPr>
+      <w:rPr>
+        <w:rFonts w:ascii="Wingdings" w:hAnsi="Wingdings" w:hint="default"/>
+        <w:sz w:val="20"/>
+      </w:rPr>
+    </w:lvl>
+    <w:lvl w:ilvl="5" w:tentative="1">
+      <w:start w:val="1"/>
+      <w:numFmt w:val="bullet"/>
+      <w:lvlText w:val=""/>
+      <w:lvlJc w:val="left"/>
+      <w:pPr>
+        <w:tabs>
+          <w:tab w:val="num" w:pos="4320"/>
+        </w:tabs>
+        <w:ind w:left="4320" w:hanging="360"/>
+      </w:pPr>
+      <w:rPr>
+        <w:rFonts w:ascii="Wingdings" w:hAnsi="Wingdings" w:hint="default"/>
+        <w:sz w:val="20"/>
+      </w:rPr>
+    </w:lvl>
+    <w:lvl w:ilvl="6" w:tentative="1">
+      <w:start w:val="1"/>
+      <w:numFmt w:val="bullet"/>
+      <w:lvlText w:val=""/>
+      <w:lvlJc w:val="left"/>
+      <w:pPr>
+        <w:tabs>
+          <w:tab w:val="num" w:pos="5040"/>
+        </w:tabs>
+        <w:ind w:left="5040" w:hanging="360"/>
+      </w:pPr>
+      <w:rPr>
+        <w:rFonts w:ascii="Wingdings" w:hAnsi="Wingdings" w:hint="default"/>
+        <w:sz w:val="20"/>
+      </w:rPr>
+    </w:lvl>
+    <w:lvl w:ilvl="7" w:tentative="1">
+      <w:start w:val="1"/>
+      <w:numFmt w:val="bullet"/>
+      <w:lvlText w:val=""/>
+      <w:lvlJc w:val="left"/>
+      <w:pPr>
+        <w:tabs>
+          <w:tab w:val="num" w:pos="5760"/>
+        </w:tabs>
+        <w:ind w:left="5760" w:hanging="360"/>
+      </w:pPr>
+      <w:rPr>
+        <w:rFonts w:ascii="Wingdings" w:hAnsi="Wingdings" w:hint="default"/>
+        <w:sz w:val="20"/>
+      </w:rPr>
+    </w:lvl>
+    <w:lvl w:ilvl="8" w:tentative="1">
+      <w:start w:val="1"/>
+      <w:numFmt w:val="bullet"/>
+      <w:lvlText w:val=""/>
+      <w:lvlJc w:val="left"/>
+      <w:pPr>
+        <w:tabs>
+          <w:tab w:val="num" w:pos="6480"/>
+        </w:tabs>
+        <w:ind w:left="6480" w:hanging="360"/>
+      </w:pPr>
+      <w:rPr>
+        <w:rFonts w:ascii="Wingdings" w:hAnsi="Wingdings" w:hint="default"/>
+        <w:sz w:val="20"/>
+      </w:rPr>
+    </w:lvl>
+  </w:abstractNum>
+  <w:abstractNum w:abstractNumId="3" w15:restartNumberingAfterBreak="0">
+    <w:nsid w:val="7742018F"/>
+    <w:multiLevelType w:val="multilevel"/>
+    <w:tmpl w:val="EC20413A"/>
+    <w:lvl w:ilvl="0">
+      <w:start w:val="1"/>
+      <w:numFmt w:val="bullet"/>
+      <w:lvlText w:val=""/>
+      <w:lvlJc w:val="left"/>
+      <w:pPr>
+        <w:tabs>
+          <w:tab w:val="num" w:pos="720"/>
+        </w:tabs>
+        <w:ind w:left="720" w:hanging="360"/>
+      </w:pPr>
+      <w:rPr>
+        <w:rFonts w:ascii="Symbol" w:hAnsi="Symbol" w:hint="default"/>
+        <w:sz w:val="20"/>
+      </w:rPr>
+    </w:lvl>
+    <w:lvl w:ilvl="1" w:tentative="1">
+      <w:start w:val="1"/>
+      <w:numFmt w:val="bullet"/>
+      <w:lvlText w:val="o"/>
+      <w:lvlJc w:val="left"/>
+      <w:pPr>
+        <w:tabs>
+          <w:tab w:val="num" w:pos="1440"/>
+        </w:tabs>
+        <w:ind w:left="1440" w:hanging="360"/>
+      </w:pPr>
+      <w:rPr>
+        <w:rFonts w:ascii="Courier New" w:hAnsi="Courier New" w:hint="default"/>
+        <w:sz w:val="20"/>
+      </w:rPr>
+    </w:lvl>
+    <w:lvl w:ilvl="2" w:tentative="1">
+      <w:start w:val="1"/>
+      <w:numFmt w:val="bullet"/>
+      <w:lvlText w:val=""/>
+      <w:lvlJc w:val="left"/>
+      <w:pPr>
+        <w:tabs>
+          <w:tab w:val="num" w:pos="2160"/>
+        </w:tabs>
+        <w:ind w:left="2160" w:hanging="360"/>
+      </w:pPr>
+      <w:rPr>
+        <w:rFonts w:ascii="Wingdings" w:hAnsi="Wingdings" w:hint="default"/>
+        <w:sz w:val="20"/>
+      </w:rPr>
+    </w:lvl>
+    <w:lvl w:ilvl="3" w:tentative="1">
+      <w:start w:val="1"/>
+      <w:numFmt w:val="bullet"/>
+      <w:lvlText w:val=""/>
+      <w:lvlJc w:val="left"/>
+      <w:pPr>
+        <w:tabs>
+          <w:tab w:val="num" w:pos="2880"/>
+        </w:tabs>
+        <w:ind w:left="2880" w:hanging="360"/>
+      </w:pPr>
+      <w:rPr>
+        <w:rFonts w:ascii="Wingdings" w:hAnsi="Wingdings" w:hint="default"/>
+        <w:sz w:val="20"/>
+      </w:rPr>
+    </w:lvl>
+    <w:lvl w:ilvl="4" w:tentative="1">
+      <w:start w:val="1"/>
+      <w:numFmt w:val="bullet"/>
+      <w:lvlText w:val=""/>
+      <w:lvlJc w:val="left"/>
+      <w:pPr>
+        <w:tabs>
+          <w:tab w:val="num" w:pos="3600"/>
+        </w:tabs>
+        <w:ind w:left="3600" w:hanging="360"/>
+      </w:pPr>
+      <w:rPr>
+        <w:rFonts w:ascii="Wingdings" w:hAnsi="Wingdings" w:hint="default"/>
+        <w:sz w:val="20"/>
+      </w:rPr>
+    </w:lvl>
+    <w:lvl w:ilvl="5" w:tentative="1">
+      <w:start w:val="1"/>
+      <w:numFmt w:val="bullet"/>
+      <w:lvlText w:val=""/>
+      <w:lvlJc w:val="left"/>
+      <w:pPr>
+        <w:tabs>
+          <w:tab w:val="num" w:pos="4320"/>
+        </w:tabs>
+        <w:ind w:left="4320" w:hanging="360"/>
+      </w:pPr>
+      <w:rPr>
+        <w:rFonts w:ascii="Wingdings" w:hAnsi="Wingdings" w:hint="default"/>
+        <w:sz w:val="20"/>
+      </w:rPr>
+    </w:lvl>
+    <w:lvl w:ilvl="6" w:tentative="1">
+      <w:start w:val="1"/>
+      <w:numFmt w:val="bullet"/>
+      <w:lvlText w:val=""/>
+      <w:lvlJc w:val="left"/>
+      <w:pPr>
+        <w:tabs>
+          <w:tab w:val="num" w:pos="5040"/>
+        </w:tabs>
+        <w:ind w:left="5040" w:hanging="360"/>
+      </w:pPr>
+      <w:rPr>
+        <w:rFonts w:ascii="Wingdings" w:hAnsi="Wingdings" w:hint="default"/>
+        <w:sz w:val="20"/>
+      </w:rPr>
+    </w:lvl>
+    <w:lvl w:ilvl="7" w:tentative="1">
+      <w:start w:val="1"/>
+      <w:numFmt w:val="bullet"/>
+      <w:lvlText w:val=""/>
+      <w:lvlJc w:val="left"/>
+      <w:pPr>
+        <w:tabs>
+          <w:tab w:val="num" w:pos="5760"/>
+        </w:tabs>
+        <w:ind w:left="5760" w:hanging="360"/>
+      </w:pPr>
+      <w:rPr>
+        <w:rFonts w:ascii="Wingdings" w:hAnsi="Wingdings" w:hint="default"/>
+        <w:sz w:val="20"/>
+      </w:rPr>
+    </w:lvl>
+    <w:lvl w:ilvl="8" w:tentative="1">
+      <w:start w:val="1"/>
+      <w:numFmt w:val="bullet"/>
+      <w:lvlText w:val=""/>
+      <w:lvlJc w:val="left"/>
+      <w:pPr>
+        <w:tabs>
+          <w:tab w:val="num" w:pos="6480"/>
+        </w:tabs>
+        <w:ind w:left="6480" w:hanging="360"/>
+      </w:pPr>
+      <w:rPr>
+        <w:rFonts w:ascii="Wingdings" w:hAnsi="Wingdings" w:hint="default"/>
+        <w:sz w:val="20"/>
+      </w:rPr>
+    </w:lvl>
+  </w:abstractNum>
+  <w:num w:numId="1" w16cid:durableId="1824272353">
+    <w:abstractNumId w:val="3"/>
+  </w:num>
+  <w:num w:numId="2" w16cid:durableId="1869295735">
+    <w:abstractNumId w:val="0"/>
+  </w:num>
+  <w:num w:numId="3" w16cid:durableId="1203011424">
+    <w:abstractNumId w:val="1"/>
+  </w:num>
+  <w:num w:numId="4" w16cid:durableId="1827697845">
+    <w:abstractNumId w:val="2"/>
+  </w:num>
+</w:numbering>
 </file>
 
 <file path=word/styles.xml><?xml version="1.0" encoding="utf-8"?>
@@ -1182,7 +5997,6 @@
   <w:style w:type="character" w:default="1" w:styleId="a0">
     <w:name w:val="Default Paragraph Font"/>
     <w:uiPriority w:val="1"/>
-    <w:semiHidden/>
     <w:unhideWhenUsed/>
   </w:style>
   <w:style w:type="table" w:default="1" w:styleId="a1">
